--- a/eon-product-overview/HANDOVER.docx
+++ b/eon-product-overview/HANDOVER.docx
@@ -4,7 +4,7 @@
   <w:body>
     <w:p>
       <w:pPr>
-        <w:pStyle w:val="Heading1"/>
+        <w:pStyle w:val="Title"/>
       </w:pPr>
       <w:r>
         <w:t>Handover: EON Reality draft website</w:t>
@@ -37,7 +37,7 @@
     </w:p>
     <w:p>
       <w:pPr>
-        <w:pStyle w:val="Heading2"/>
+        <w:pStyle w:val="Heading1"/>
       </w:pPr>
       <w:r>
         <w:t>1. What this is</w:t>
@@ -53,7 +53,7 @@
         <w:pStyle w:val="ListBullet"/>
       </w:pPr>
       <w:r>
-        <w:t>The new pages live in `eon-product-overview/site/`.</w:t>
+        <w:t>The new pages live in eon-product-overview/site/.</w:t>
       </w:r>
     </w:p>
     <w:p>
@@ -61,7 +61,7 @@
         <w:pStyle w:val="ListBullet"/>
       </w:pPr>
       <w:r>
-        <w:t>`site/build.py` is the source of truth. It writes the HTML.</w:t>
+        <w:t>site/build.py is the source of truth. It writes the HTML.</w:t>
       </w:r>
     </w:p>
     <w:p>
@@ -69,7 +69,7 @@
         <w:pStyle w:val="ListBullet"/>
       </w:pPr>
       <w:r>
-        <w:t>The site is `noindex, nofollow`. Keep that until Dan says it is public.</w:t>
+        <w:t>The site is noindex, nofollow. Keep that until Dan says it is public.</w:t>
       </w:r>
     </w:p>
     <w:p>
@@ -82,7 +82,7 @@
     </w:p>
     <w:p>
       <w:r>
-        <w:t>These files in `eon-product-overview/` are an older menu experiment. They are not the new website:</w:t>
+        <w:t>These files in eon-product-overview/ are an older menu experiment. They are not the new website:</w:t>
       </w:r>
     </w:p>
     <w:p>
@@ -90,7 +90,7 @@
         <w:pStyle w:val="ListBullet"/>
       </w:pPr>
       <w:r>
-        <w:t>`index.html`</w:t>
+        <w:t>index.html</w:t>
       </w:r>
     </w:p>
     <w:p>
@@ -98,7 +98,7 @@
         <w:pStyle w:val="ListBullet"/>
       </w:pPr>
       <w:r>
-        <w:t>`phase-one.html`</w:t>
+        <w:t>phase-one.html</w:t>
       </w:r>
     </w:p>
     <w:p>
@@ -106,7 +106,7 @@
         <w:pStyle w:val="ListBullet"/>
       </w:pPr>
       <w:r>
-        <w:t>`look-refresh.html`</w:t>
+        <w:t>look-refresh.html</w:t>
       </w:r>
     </w:p>
     <w:p>
@@ -116,7 +116,7 @@
     </w:p>
     <w:p>
       <w:pPr>
-        <w:pStyle w:val="Heading2"/>
+        <w:pStyle w:val="Heading1"/>
       </w:pPr>
       <w:r>
         <w:t>2. Where the code lives</w:t>
@@ -127,7 +127,7 @@
         <w:pStyle w:val="ListBullet"/>
       </w:pPr>
       <w:r>
-        <w:t>Cloud folder: `/agent/repos/field-iq-walkthrough/eon-product-overview/site`</w:t>
+        <w:t>Cloud folder: /agent/repos/field-iq-walkthrough/eon-product-overview/site</w:t>
       </w:r>
     </w:p>
     <w:p>
@@ -143,7 +143,7 @@
         <w:pStyle w:val="ListBullet"/>
       </w:pPr>
       <w:r>
-        <w:t>Branch: `cursor/eon-product-overview-589c`</w:t>
+        <w:t>Branch: cursor/eon-product-overview-589c</w:t>
       </w:r>
     </w:p>
     <w:p>
@@ -159,7 +159,7 @@
         <w:pStyle w:val="ListBullet"/>
       </w:pPr>
       <w:r>
-        <w:t>This handover was written on top of commit `2268659` (official wordmark in the header).</w:t>
+        <w:t>The header wordmark landed in commit 2268659. Start from the latest commit on this branch. It includes this handover and the Vercel setup.</w:t>
       </w:r>
     </w:p>
     <w:p>
@@ -171,40 +171,261 @@
       <w:r>
         <w:rPr>
           <w:rFonts w:ascii="Consolas" w:hAnsi="Consolas"/>
+          <w:color w:val="1A1A1A"/>
           <w:sz w:val="20"/>
         </w:rPr>
         <w:t>git clone https://github.com/DanLejerskar/field-iq-walkthrough.git</w:t>
+        <w:br/>
+        <w:t>cd field-iq-walkthrough</w:t>
+        <w:br/>
+        <w:t>git checkout cursor/eon-product-overview-589c</w:t>
+      </w:r>
+    </w:p>
+    <w:p>
+      <w:pPr>
+        <w:pStyle w:val="Heading1"/>
+      </w:pPr>
+      <w:r>
+        <w:t>3. How to see it, and how to publish a change</w:t>
       </w:r>
     </w:p>
     <w:p>
       <w:r>
-        <w:rPr>
-          <w:rFonts w:ascii="Consolas" w:hAnsi="Consolas"/>
-          <w:sz w:val="20"/>
-        </w:rPr>
-        <w:t>cd field-iq-walkthrough</w:t>
+        <w:t>The site the team operates is a Vercel project named eon-reality-website. It is separate from Field IQ.</w:t>
       </w:r>
     </w:p>
     <w:p>
       <w:r>
-        <w:rPr>
-          <w:rFonts w:ascii="Consolas" w:hAnsi="Consolas"/>
-          <w:sz w:val="20"/>
-        </w:rPr>
-        <w:t>git checkout cursor/eon-product-overview-589c</w:t>
-      </w:r>
-    </w:p>
-    <w:p>
-      <w:pPr>
-        <w:pStyle w:val="Heading2"/>
-      </w:pPr>
-      <w:r>
-        <w:t>3. How to see it</w:t>
+        <w:t>Open this address:</w:t>
       </w:r>
     </w:p>
     <w:p>
       <w:r>
-        <w:t>Practice site:</w:t>
+        <w:t>https://eon-reality-website.vercel.app</w:t>
+      </w:r>
+    </w:p>
+    <w:p>
+      <w:r>
+        <w:t>/ redirects to /site/index.html. That redirect is eon-product-overview/vercel.json. The folder-root index.html is the old menu, so the redirect keeps people on the new site.</w:t>
+      </w:r>
+    </w:p>
+    <w:p>
+      <w:r>
+        <w:t>Vercel project:</w:t>
+      </w:r>
+    </w:p>
+    <w:p>
+      <w:pPr>
+        <w:pStyle w:val="ListBullet"/>
+      </w:pPr>
+      <w:r>
+        <w:t>Name: eon-reality-website</w:t>
+      </w:r>
+    </w:p>
+    <w:p>
+      <w:pPr>
+        <w:pStyle w:val="ListBullet"/>
+      </w:pPr>
+      <w:r>
+        <w:t>Project id: prj_YJxRhF6AhVaT4VEJUERVuFedw1sb</w:t>
+      </w:r>
+    </w:p>
+    <w:p>
+      <w:pPr>
+        <w:pStyle w:val="ListBullet"/>
+      </w:pPr>
+      <w:r>
+        <w:t>Dashboard: https://vercel.com/dans-projects-3b851cd9/eon-reality-website</w:t>
+      </w:r>
+    </w:p>
+    <w:p>
+      <w:pPr>
+        <w:pStyle w:val="ListBullet"/>
+      </w:pPr>
+      <w:r>
+        <w:t>GitHub repo: DanLejerskar/field-iq-walkthrough</w:t>
+      </w:r>
+    </w:p>
+    <w:p>
+      <w:pPr>
+        <w:pStyle w:val="ListBullet"/>
+      </w:pPr>
+      <w:r>
+        <w:t>Root directory: eon-product-overview</w:t>
+      </w:r>
+    </w:p>
+    <w:p>
+      <w:pPr>
+        <w:pStyle w:val="ListBullet"/>
+      </w:pPr>
+      <w:r>
+        <w:t>Framework: none. The HTML is already built. There is no install and no build command.</w:t>
+      </w:r>
+    </w:p>
+    <w:p>
+      <w:pPr>
+        <w:pStyle w:val="ListBullet"/>
+      </w:pPr>
+      <w:r>
+        <w:t>Deployment protection: off. No password and no Vercel login. The pages stay noindex.</w:t>
+      </w:r>
+    </w:p>
+    <w:p>
+      <w:pPr>
+        <w:pStyle w:val="ListBullet"/>
+      </w:pPr>
+      <w:r>
+        <w:t>Production deployment is the draft branch cursor/eon-product-overview-589c.</w:t>
+      </w:r>
+    </w:p>
+    <w:p>
+      <w:r>
+        <w:t>Sibling pages are the same host with a different file name:</w:t>
+      </w:r>
+    </w:p>
+    <w:p>
+      <w:pPr>
+        <w:pStyle w:val="ListBullet"/>
+      </w:pPr>
+      <w:r>
+        <w:t>https://eon-reality-website.vercel.app/site/videos.html</w:t>
+      </w:r>
+    </w:p>
+    <w:p>
+      <w:pPr>
+        <w:pStyle w:val="ListBullet"/>
+      </w:pPr>
+      <w:r>
+        <w:t>https://eon-reality-website.vercel.app/site/pricing.html</w:t>
+      </w:r>
+    </w:p>
+    <w:p>
+      <w:pPr>
+        <w:pStyle w:val="ListBullet"/>
+      </w:pPr>
+      <w:r>
+        <w:t>https://eon-reality-website.vercel.app/site/contact.html</w:t>
+      </w:r>
+    </w:p>
+    <w:p>
+      <w:pPr>
+        <w:pStyle w:val="ListBullet"/>
+      </w:pPr>
+      <w:r>
+        <w:t>https://eon-reality-website.vercel.app/site/partners.html</w:t>
+      </w:r>
+    </w:p>
+    <w:p>
+      <w:pPr>
+        <w:pStyle w:val="ListBullet"/>
+      </w:pPr>
+      <w:r>
+        <w:t>https://eon-reality-website.vercel.app/site/privacy.html</w:t>
+      </w:r>
+    </w:p>
+    <w:p>
+      <w:pPr>
+        <w:pStyle w:val="ListBullet"/>
+      </w:pPr>
+      <w:r>
+        <w:t>https://eon-reality-website.vercel.app/site/terms.html</w:t>
+      </w:r>
+    </w:p>
+    <w:p>
+      <w:r>
+        <w:t>To publish a change:</w:t>
+      </w:r>
+    </w:p>
+    <w:p>
+      <w:pPr>
+        <w:pStyle w:val="ListNumber"/>
+      </w:pPr>
+      <w:r>
+        <w:t>Edit site/build.py. Run python3 build.py from eon-product-overview/site/. It must exit 0.</w:t>
+      </w:r>
+    </w:p>
+    <w:p>
+      <w:pPr>
+        <w:pStyle w:val="ListNumber"/>
+      </w:pPr>
+      <w:r>
+        <w:t>Commit and push branch cursor/eon-product-overview-589c.</w:t>
+      </w:r>
+    </w:p>
+    <w:p>
+      <w:pPr>
+        <w:pStyle w:val="ListNumber"/>
+      </w:pPr>
+      <w:r>
+        <w:t>Open the Vercel project above. Wait until the deployment of your commit says Ready.</w:t>
+      </w:r>
+    </w:p>
+    <w:p>
+      <w:pPr>
+        <w:pStyle w:val="ListNumber"/>
+      </w:pPr>
+      <w:r>
+        <w:t>If that deployment is Production, https://eon-reality-website.vercel.app already has it.</w:t>
+      </w:r>
+    </w:p>
+    <w:p>
+      <w:pPr>
+        <w:pStyle w:val="ListNumber"/>
+      </w:pPr>
+      <w:r>
+        <w:t>If it is a Preview, promote that deployment to Production. Promote only inside eon-reality-website.</w:t>
+      </w:r>
+    </w:p>
+    <w:p>
+      <w:r>
+        <w:t>The project ignores a build from every other branch. A push to main must not replace this URL. vercel.json carries the same ignore rule.</w:t>
+      </w:r>
+    </w:p>
+    <w:p>
+      <w:r>
+        <w:t>Do not create another Vercel project for this draft. Do not attach a custom domain. Do not point eonreality.com here until Dan says so.</w:t>
+      </w:r>
+    </w:p>
+    <w:p>
+      <w:r>
+        <w:t>Leave the Field IQ walkthrough alone:</w:t>
+      </w:r>
+    </w:p>
+    <w:p>
+      <w:pPr>
+        <w:pStyle w:val="ListBullet"/>
+      </w:pPr>
+      <w:r>
+        <w:t>Project name: field-iq-walkthrough</w:t>
+      </w:r>
+    </w:p>
+    <w:p>
+      <w:pPr>
+        <w:pStyle w:val="ListBullet"/>
+      </w:pPr>
+      <w:r>
+        <w:t>Project id: prj_qdgjljRTt1Aj40XCr8OoBqF2TMur</w:t>
+      </w:r>
+    </w:p>
+    <w:p>
+      <w:pPr>
+        <w:pStyle w:val="ListBullet"/>
+      </w:pPr>
+      <w:r>
+        <w:t>Production URL: https://field-iq-walkthrough.vercel.app</w:t>
+      </w:r>
+    </w:p>
+    <w:p>
+      <w:pPr>
+        <w:pStyle w:val="ListBullet"/>
+      </w:pPr>
+      <w:r>
+        <w:t>That project is connected to the same GitHub repo. A push of this branch can create a preview deployment there. Leave that preview. Do not promote it. Production on that URL is the Field IQ walkthrough, and it must stay that way.</w:t>
+      </w:r>
+    </w:p>
+    <w:p>
+      <w:r>
+        <w:t>Backup reading link, if Vercel is down:</w:t>
       </w:r>
     </w:p>
     <w:p>
@@ -214,7 +435,7 @@
     </w:p>
     <w:p>
       <w:r>
-        <w:t>Other pages use the same folder. Change only the file name. Examples:</w:t>
+        <w:t>htmlpreview rules that already bit us:</w:t>
       </w:r>
     </w:p>
     <w:p>
@@ -222,7 +443,7 @@
         <w:pStyle w:val="ListBullet"/>
       </w:pPr>
       <w:r>
-        <w:t>videos.html</w:t>
+        <w:t>Links between our pages must be relative, such as learn.html.</w:t>
       </w:r>
     </w:p>
     <w:p>
@@ -230,7 +451,7 @@
         <w:pStyle w:val="ListBullet"/>
       </w:pPr>
       <w:r>
-        <w:t>pricing.html</w:t>
+        <w:t>Do not put # in a link to another page. htmlpreview rewrites any link whose address contains # back to the current page.</w:t>
       </w:r>
     </w:p>
     <w:p>
@@ -238,7 +459,7 @@
         <w:pStyle w:val="ListBullet"/>
       </w:pPr>
       <w:r>
-        <w:t>contact.html</w:t>
+        <w:t>href="#main" on the same page is allowed. The builder checks this.</w:t>
       </w:r>
     </w:p>
     <w:p>
@@ -246,7 +467,7 @@
         <w:pStyle w:val="ListBullet"/>
       </w:pPr>
       <w:r>
-        <w:t>partners.html</w:t>
+        <w:t>Do not pre-wrap links in an htmlpreview address. That double-wraps them.</w:t>
       </w:r>
     </w:p>
     <w:p>
@@ -254,26 +475,19 @@
         <w:pStyle w:val="ListBullet"/>
       </w:pPr>
       <w:r>
-        <w:t>privacy.html</w:t>
-      </w:r>
-    </w:p>
-    <w:p>
-      <w:pPr>
-        <w:pStyle w:val="ListBullet"/>
-      </w:pPr>
-      <w:r>
-        <w:t>terms.html</w:t>
+        <w:t>After a push, GitHub raw files can take about a minute to refresh.</w:t>
       </w:r>
     </w:p>
     <w:p>
       <w:r>
-        <w:t>Local preview, from `eon-product-overview/`:</w:t>
+        <w:t>Local preview, from eon-product-overview/:</w:t>
       </w:r>
     </w:p>
     <w:p>
       <w:r>
         <w:rPr>
           <w:rFonts w:ascii="Consolas" w:hAnsi="Consolas"/>
+          <w:color w:val="1A1A1A"/>
           <w:sz w:val="20"/>
         </w:rPr>
         <w:t>python3 -m http.server 8765</w:t>
@@ -286,104 +500,112 @@
     </w:p>
     <w:p>
       <w:r>
-        <w:t>htmlpreview rules that already bit us:</w:t>
-      </w:r>
-    </w:p>
-    <w:p>
-      <w:pPr>
-        <w:pStyle w:val="ListBullet"/>
-      </w:pPr>
-      <w:r>
-        <w:t>Links between our pages must be relative, such as `learn.html`.</w:t>
-      </w:r>
-    </w:p>
-    <w:p>
-      <w:pPr>
-        <w:pStyle w:val="ListBullet"/>
-      </w:pPr>
-      <w:r>
-        <w:t>Do not put `#` in a link to another page. htmlpreview rewrites any link whose address contains `#` back to the current page.</w:t>
-      </w:r>
-    </w:p>
-    <w:p>
-      <w:pPr>
-        <w:pStyle w:val="ListBullet"/>
-      </w:pPr>
-      <w:r>
-        <w:t>`href="#main"` on the same page is allowed. The builder checks this.</w:t>
-      </w:r>
-    </w:p>
-    <w:p>
-      <w:pPr>
-        <w:pStyle w:val="ListBullet"/>
-      </w:pPr>
-      <w:r>
-        <w:t>Do not pre-wrap links in an htmlpreview address. That double-wraps them.</w:t>
-      </w:r>
-    </w:p>
-    <w:p>
-      <w:pPr>
-        <w:pStyle w:val="ListBullet"/>
-      </w:pPr>
-      <w:r>
-        <w:t>After a push, GitHub raw files can take about a minute to refresh.</w:t>
+        <w:t>What you need installed: Git, Python 3, and a browser. build.py uses the Python standard library only. There is no package.json, no env file, and no API key.</w:t>
       </w:r>
     </w:p>
     <w:p>
       <w:r>
-        <w:t>GitHub Pages is not the reading link. The workflow `.github/workflows/publish-overview.yml` fails because Pages is not enabled. Dan said to pause that. Do not edit that workflow. Do not enable Pages.</w:t>
+        <w:t>GitHub:</w:t>
       </w:r>
     </w:p>
     <w:p>
+      <w:pPr>
+        <w:pStyle w:val="ListBullet"/>
+      </w:pPr>
       <w:r>
-        <w:t>Do not create a new Vercel project. Do not replace the Field IQ walkthrough at https://field-iq-walkthrough.vercel.app. This repository also holds that walkthrough. Leave it alone.</w:t>
+        <w:t>The repo is public: https://github.com/DanLejerskar/field-iq-walkthrough</w:t>
       </w:r>
     </w:p>
     <w:p>
       <w:pPr>
-        <w:pStyle w:val="Heading2"/>
+        <w:pStyle w:val="ListBullet"/>
+      </w:pPr>
+      <w:r>
+        <w:t>Default branch main is not this website. Do not merge until Dan has walked through the draft.</w:t>
+      </w:r>
+    </w:p>
+    <w:p>
+      <w:pPr>
+        <w:pStyle w:val="ListBullet"/>
+      </w:pPr>
+      <w:r>
+        <w:t>Pull request: https://github.com/DanLejerskar/field-iq-walkthrough/pull/1 (draft).</w:t>
+      </w:r>
+    </w:p>
+    <w:p>
+      <w:pPr>
+        <w:pStyle w:val="ListBullet"/>
+      </w:pPr>
+      <w:r>
+        <w:t>GitHub Pages is not the reading link. The workflow .github/workflows/publish-overview.yml fails because Pages is not enabled. Dan said to pause that. Do not edit that workflow. Do not enable Pages.</w:t>
+      </w:r>
+    </w:p>
+    <w:p>
+      <w:pPr>
+        <w:pStyle w:val="ListBullet"/>
+      </w:pPr>
+      <w:r>
+        <w:t>If you cannot see the Vercel project, ask Dan for an invite to that Vercel team. You can still clone the repo and read the site without one.</w:t>
+      </w:r>
+    </w:p>
+    <w:p>
+      <w:pPr>
+        <w:pStyle w:val="Heading1"/>
       </w:pPr>
       <w:r>
         <w:t>4. How to change the site</w:t>
       </w:r>
     </w:p>
     <w:p>
+      <w:pPr>
+        <w:pStyle w:val="ListNumber"/>
+      </w:pPr>
       <w:r>
-        <w:t>1. Edit `eon-product-overview/site/build.py`.</w:t>
+        <w:t>Edit eon-product-overview/site/build.py.</w:t>
       </w:r>
     </w:p>
     <w:p>
+      <w:pPr>
+        <w:pStyle w:val="ListNumber"/>
+      </w:pPr>
       <w:r>
-        <w:t>2. If the look changes, edit `eon-product-overview/site/refresh.css`. It loads after `../assets/site.css`, so its rules win. Bump the query on the CSS link in `shell()` when you change CSS. It is currently `refresh.css?v=prices`.</w:t>
+        <w:t>If the look changes, edit eon-product-overview/site/refresh.css. It loads after ../assets/site.css, so its rules win. Bump the query on the CSS link in shell() when you change CSS. It is currently refresh.css?v=prices.</w:t>
       </w:r>
     </w:p>
     <w:p>
+      <w:pPr>
+        <w:pStyle w:val="ListNumber"/>
+      </w:pPr>
       <w:r>
-        <w:t>3. From `eon-product-overview/site/`, run:</w:t>
+        <w:t>From eon-product-overview/site/, run:</w:t>
       </w:r>
     </w:p>
     <w:p>
       <w:r>
         <w:rPr>
           <w:rFonts w:ascii="Consolas" w:hAnsi="Consolas"/>
+          <w:color w:val="1A1A1A"/>
           <w:sz w:val="20"/>
         </w:rPr>
         <w:t>python3 build.py</w:t>
       </w:r>
     </w:p>
     <w:p>
+      <w:pPr>
+        <w:pStyle w:val="ListNumber"/>
+      </w:pPr>
       <w:r>
-        <w:t>4. The script must print a page count and exit 0. It fails if generated HTML contains an em dash, an en dash, or the retired product name Assist IQ. It also checks the footer, `noindex`, the contact mailto, the partner page, the video page, and the price page.</w:t>
+        <w:t>The script must print a page count and exit 0. It fails if generated HTML contains an em dash, an en dash, or the retired product name Assist IQ. It also checks the footer, noindex, the contact mailto, the partner page, the video page, and the price page.</w:t>
       </w:r>
     </w:p>
     <w:p>
       <w:r>
-        <w:t>Do not edit the generated HTML by hand and forget `build.py`. The next build will overwrite the HTML.</w:t>
+        <w:t>Do not edit the generated HTML by hand and forget build.py. The next build will overwrite the HTML.</w:t>
       </w:r>
     </w:p>
     <w:p>
       <w:pPr>
-        <w:pStyle w:val="Heading2"/>
+        <w:pStyle w:val="Heading1"/>
       </w:pPr>
       <w:r>
         <w:t>5. Locked story</w:t>
@@ -416,7 +638,7 @@
     </w:p>
     <w:p>
       <w:pPr>
-        <w:pStyle w:val="Heading2"/>
+        <w:pStyle w:val="Heading1"/>
       </w:pPr>
       <w:r>
         <w:t>6. Locked product decisions</w:t>
@@ -532,12 +754,12 @@
     </w:p>
     <w:p>
       <w:r>
-        <w:t>Other products link to the long platform at `https://eon-education-government-review.vercel.app/products/{slug}.html`, using the `long` field in `PRODUCTS`. Do not edit that long platform from this repo. Its source is not here.</w:t>
+        <w:t>Other products link to the long platform at https://eon-education-government-review.vercel.app/products/{slug}.html, using the long field in PRODUCTS. Do not edit that long platform from this repo. Its source is not here.</w:t>
       </w:r>
     </w:p>
     <w:p>
       <w:pPr>
-        <w:pStyle w:val="Heading2"/>
+        <w:pStyle w:val="Heading1"/>
       </w:pPr>
       <w:r>
         <w:t>7. Page list</w:t>
@@ -545,7 +767,7 @@
     </w:p>
     <w:p>
       <w:r>
-        <w:t>45 pages come out of `build.py`.</w:t>
+        <w:t>45 pages come out of build.py.</w:t>
       </w:r>
     </w:p>
     <w:p>
@@ -621,7 +843,7 @@
     </w:p>
     <w:p>
       <w:pPr>
-        <w:pStyle w:val="Heading2"/>
+        <w:pStyle w:val="Heading1"/>
       </w:pPr>
       <w:r>
         <w:t>8. Look</w:t>
@@ -629,22 +851,22 @@
     </w:p>
     <w:p>
       <w:r>
-        <w:t>Use the dark cinematic review look. Blue `#51aeff`, with violet and green accents. Page background `#070c19`. Cards `#0e1830`. Borders `#29364e`.</w:t>
+        <w:t>Use the dark cinematic review look. Blue #51aeff, with violet and green accents. Page background #070c19. Cards #0e1830. Borders #29364e.</w:t>
       </w:r>
     </w:p>
     <w:p>
       <w:r>
-        <w:t>Logo file: `eon-product-overview/assets/brand/eon-reality-logo-white.png`</w:t>
+        <w:t>Logo file: eon-product-overview/assets/brand/eon-reality-logo-white.png</w:t>
       </w:r>
     </w:p>
     <w:p>
       <w:r>
-        <w:t>It is the official white mark: triangle, circle, and the words eon reality. Header height is 56px after commit `2268659`. Do not go back to a typed wordmark. Do not go back to the old navy `#103060` or maroon `#9A1F3D`.</w:t>
+        <w:t>It is the official white mark: triangle, circle, and the words eon reality. Header height is 56px after commit 2268659. Do not go back to a typed wordmark. Do not go back to the old navy #103060 or maroon #9A1F3D.</w:t>
       </w:r>
     </w:p>
     <w:p>
       <w:r>
-        <w:t>Favicon: `site/favicon.png` and `site/apple-touch-icon.png`. White mark on `#070c19`.</w:t>
+        <w:t>Favicon: site/favicon.png and site/apple-touch-icon.png. White mark on #070c19.</w:t>
       </w:r>
     </w:p>
     <w:p>
@@ -673,7 +895,7 @@
         <w:pStyle w:val="ListBullet"/>
       </w:pPr>
       <w:r>
-        <w:t>The fade is solid `#070c19` from 0% to 36%, then clear by 50%.</w:t>
+        <w:t>The fade is solid #070c19 from 0% to 36%, then clear by 50%.</w:t>
       </w:r>
     </w:p>
     <w:p>
@@ -718,12 +940,12 @@
     </w:p>
     <w:p>
       <w:r>
-        <w:t>Hero stills are daylight JPGs in `site/images/`, with `?v=daylight` on the URL. There is no video model in this environment. Do not invent an 8-second hero film. The product films are the YouTube links in section 10.</w:t>
+        <w:t>Hero stills are daylight JPGs in site/images/, with ?v=daylight on the URL. There is no video model in this environment. Do not invent an 8-second hero film. The product films are the YouTube links in section 10.</w:t>
       </w:r>
     </w:p>
     <w:p>
       <w:pPr>
-        <w:pStyle w:val="Heading2"/>
+        <w:pStyle w:val="Heading1"/>
       </w:pPr>
       <w:r>
         <w:t>9. Prices</w:t>
@@ -734,71 +956,523 @@
         <w:t>Dan said the real prices are the ones already on the website, and they stay the same. They were copied from https://eonreality.com/product-pricing/ on 12 Oct 2026. They are per user per month.</w:t>
       </w:r>
     </w:p>
-    <w:p>
-      <w:r>
-        <w:t>| Product on this draft | Education | Enterprise | How to read it |</w:t>
-      </w:r>
-    </w:p>
-    <w:p>
-      <w:r>
-        <w:t>| --- | --- | --- | --- |</w:t>
-      </w:r>
-    </w:p>
-    <w:p>
-      <w:r>
-        <w:t>| EON XR Infinite | $36 | $124 | Same published numbers as EON XR and as EON AI. Both now sit inside XR Infinite at that same subscription. |</w:t>
-      </w:r>
-    </w:p>
-    <w:p>
-      <w:r>
-        <w:t>| Genesis 3 | $200 | $350 | Same published numbers as Genesis Trainer and as Genesis Simulator. Both are now Genesis 3 at that same subscription. |</w:t>
-      </w:r>
-    </w:p>
-    <w:p>
-      <w:r>
-        <w:t>| Brainy Soft Skills | $120 | $200 | Published line. |</w:t>
-      </w:r>
-    </w:p>
-    <w:p>
-      <w:r>
-        <w:t>| Situation Room | $280 | $450 | Published as Custom Virtual Builder, now also called Situation Room. |</w:t>
-      </w:r>
-    </w:p>
-    <w:p>
-      <w:r>
-        <w:t>| Situation Room Creator | same line | same line | Do not add a second price. |</w:t>
-      </w:r>
-    </w:p>
-    <w:p>
-      <w:r>
-        <w:t>| Assess IQ | $85 | $150 | Published line. |</w:t>
-      </w:r>
-    </w:p>
-    <w:p>
-      <w:r>
-        <w:t>| Field IQ | $170 | $300 | Published line. Field IQ Edge has no separate number. |</w:t>
-      </w:r>
-    </w:p>
-    <w:p>
-      <w:r>
-        <w:t>| Career Compass | $80 | $150 | Published line. |</w:t>
-      </w:r>
-    </w:p>
-    <w:p>
-      <w:r>
-        <w:t>| Venture Builder | $80 | $150 | Published line. |</w:t>
-      </w:r>
-    </w:p>
-    <w:p>
-      <w:r>
-        <w:t>| AI Fluency | $80 | $150 | Published line. |</w:t>
-      </w:r>
-    </w:p>
-    <w:p>
-      <w:r>
-        <w:t>| Sentient Worlds | $200 | $350 | Published line. On the live price page this product is grouped under Learn. On this draft it sits on Achieve. The price follows the product. |</w:t>
-      </w:r>
-    </w:p>
+    <w:tbl>
+      <w:tblPr>
+        <w:tblStyle w:val="TableGrid"/>
+        <w:tblW w:type="auto" w:w="0"/>
+        <w:tblLook w:firstColumn="1" w:firstRow="1" w:lastColumn="0" w:lastRow="0" w:noHBand="0" w:noVBand="1" w:val="04A0"/>
+      </w:tblPr>
+      <w:tblGrid>
+        <w:gridCol w:w="2160"/>
+        <w:gridCol w:w="2160"/>
+        <w:gridCol w:w="2160"/>
+        <w:gridCol w:w="2160"/>
+      </w:tblGrid>
+      <w:tr>
+        <w:tc>
+          <w:tcPr>
+            <w:tcW w:type="dxa" w:w="2160"/>
+          </w:tcPr>
+          <w:p>
+            <w:r>
+              <w:t>Product on this draft</w:t>
+            </w:r>
+          </w:p>
+        </w:tc>
+        <w:tc>
+          <w:tcPr>
+            <w:tcW w:type="dxa" w:w="2160"/>
+          </w:tcPr>
+          <w:p>
+            <w:r>
+              <w:t>Education</w:t>
+            </w:r>
+          </w:p>
+        </w:tc>
+        <w:tc>
+          <w:tcPr>
+            <w:tcW w:type="dxa" w:w="2160"/>
+          </w:tcPr>
+          <w:p>
+            <w:r>
+              <w:t>Enterprise</w:t>
+            </w:r>
+          </w:p>
+        </w:tc>
+        <w:tc>
+          <w:tcPr>
+            <w:tcW w:type="dxa" w:w="2160"/>
+          </w:tcPr>
+          <w:p>
+            <w:r>
+              <w:t>How to read it</w:t>
+            </w:r>
+          </w:p>
+        </w:tc>
+      </w:tr>
+      <w:tr>
+        <w:tc>
+          <w:tcPr>
+            <w:tcW w:type="dxa" w:w="2160"/>
+          </w:tcPr>
+          <w:p>
+            <w:r>
+              <w:t>EON XR Infinite</w:t>
+            </w:r>
+          </w:p>
+        </w:tc>
+        <w:tc>
+          <w:tcPr>
+            <w:tcW w:type="dxa" w:w="2160"/>
+          </w:tcPr>
+          <w:p>
+            <w:r>
+              <w:t>$36</w:t>
+            </w:r>
+          </w:p>
+        </w:tc>
+        <w:tc>
+          <w:tcPr>
+            <w:tcW w:type="dxa" w:w="2160"/>
+          </w:tcPr>
+          <w:p>
+            <w:r>
+              <w:t>$124</w:t>
+            </w:r>
+          </w:p>
+        </w:tc>
+        <w:tc>
+          <w:tcPr>
+            <w:tcW w:type="dxa" w:w="2160"/>
+          </w:tcPr>
+          <w:p>
+            <w:r>
+              <w:t>Same published numbers as EON XR and as EON AI. Both now sit inside XR Infinite at that same subscription.</w:t>
+            </w:r>
+          </w:p>
+        </w:tc>
+      </w:tr>
+      <w:tr>
+        <w:tc>
+          <w:tcPr>
+            <w:tcW w:type="dxa" w:w="2160"/>
+          </w:tcPr>
+          <w:p>
+            <w:r>
+              <w:t>Genesis 3</w:t>
+            </w:r>
+          </w:p>
+        </w:tc>
+        <w:tc>
+          <w:tcPr>
+            <w:tcW w:type="dxa" w:w="2160"/>
+          </w:tcPr>
+          <w:p>
+            <w:r>
+              <w:t>$200</w:t>
+            </w:r>
+          </w:p>
+        </w:tc>
+        <w:tc>
+          <w:tcPr>
+            <w:tcW w:type="dxa" w:w="2160"/>
+          </w:tcPr>
+          <w:p>
+            <w:r>
+              <w:t>$350</w:t>
+            </w:r>
+          </w:p>
+        </w:tc>
+        <w:tc>
+          <w:tcPr>
+            <w:tcW w:type="dxa" w:w="2160"/>
+          </w:tcPr>
+          <w:p>
+            <w:r>
+              <w:t>Same published numbers as Genesis Trainer and as Genesis Simulator. Both are now Genesis 3 at that same subscription.</w:t>
+            </w:r>
+          </w:p>
+        </w:tc>
+      </w:tr>
+      <w:tr>
+        <w:tc>
+          <w:tcPr>
+            <w:tcW w:type="dxa" w:w="2160"/>
+          </w:tcPr>
+          <w:p>
+            <w:r>
+              <w:t>Brainy Soft Skills</w:t>
+            </w:r>
+          </w:p>
+        </w:tc>
+        <w:tc>
+          <w:tcPr>
+            <w:tcW w:type="dxa" w:w="2160"/>
+          </w:tcPr>
+          <w:p>
+            <w:r>
+              <w:t>$120</w:t>
+            </w:r>
+          </w:p>
+        </w:tc>
+        <w:tc>
+          <w:tcPr>
+            <w:tcW w:type="dxa" w:w="2160"/>
+          </w:tcPr>
+          <w:p>
+            <w:r>
+              <w:t>$200</w:t>
+            </w:r>
+          </w:p>
+        </w:tc>
+        <w:tc>
+          <w:tcPr>
+            <w:tcW w:type="dxa" w:w="2160"/>
+          </w:tcPr>
+          <w:p>
+            <w:r>
+              <w:t>Published line.</w:t>
+            </w:r>
+          </w:p>
+        </w:tc>
+      </w:tr>
+      <w:tr>
+        <w:tc>
+          <w:tcPr>
+            <w:tcW w:type="dxa" w:w="2160"/>
+          </w:tcPr>
+          <w:p>
+            <w:r>
+              <w:t>Situation Room</w:t>
+            </w:r>
+          </w:p>
+        </w:tc>
+        <w:tc>
+          <w:tcPr>
+            <w:tcW w:type="dxa" w:w="2160"/>
+          </w:tcPr>
+          <w:p>
+            <w:r>
+              <w:t>$280</w:t>
+            </w:r>
+          </w:p>
+        </w:tc>
+        <w:tc>
+          <w:tcPr>
+            <w:tcW w:type="dxa" w:w="2160"/>
+          </w:tcPr>
+          <w:p>
+            <w:r>
+              <w:t>$450</w:t>
+            </w:r>
+          </w:p>
+        </w:tc>
+        <w:tc>
+          <w:tcPr>
+            <w:tcW w:type="dxa" w:w="2160"/>
+          </w:tcPr>
+          <w:p>
+            <w:r>
+              <w:t>Published as Custom Virtual Builder, now also called Situation Room.</w:t>
+            </w:r>
+          </w:p>
+        </w:tc>
+      </w:tr>
+      <w:tr>
+        <w:tc>
+          <w:tcPr>
+            <w:tcW w:type="dxa" w:w="2160"/>
+          </w:tcPr>
+          <w:p>
+            <w:r>
+              <w:t>Situation Room Creator</w:t>
+            </w:r>
+          </w:p>
+        </w:tc>
+        <w:tc>
+          <w:tcPr>
+            <w:tcW w:type="dxa" w:w="2160"/>
+          </w:tcPr>
+          <w:p>
+            <w:r>
+              <w:t>same line</w:t>
+            </w:r>
+          </w:p>
+        </w:tc>
+        <w:tc>
+          <w:tcPr>
+            <w:tcW w:type="dxa" w:w="2160"/>
+          </w:tcPr>
+          <w:p>
+            <w:r>
+              <w:t>same line</w:t>
+            </w:r>
+          </w:p>
+        </w:tc>
+        <w:tc>
+          <w:tcPr>
+            <w:tcW w:type="dxa" w:w="2160"/>
+          </w:tcPr>
+          <w:p>
+            <w:r>
+              <w:t>Do not add a second price.</w:t>
+            </w:r>
+          </w:p>
+        </w:tc>
+      </w:tr>
+      <w:tr>
+        <w:tc>
+          <w:tcPr>
+            <w:tcW w:type="dxa" w:w="2160"/>
+          </w:tcPr>
+          <w:p>
+            <w:r>
+              <w:t>Assess IQ</w:t>
+            </w:r>
+          </w:p>
+        </w:tc>
+        <w:tc>
+          <w:tcPr>
+            <w:tcW w:type="dxa" w:w="2160"/>
+          </w:tcPr>
+          <w:p>
+            <w:r>
+              <w:t>$85</w:t>
+            </w:r>
+          </w:p>
+        </w:tc>
+        <w:tc>
+          <w:tcPr>
+            <w:tcW w:type="dxa" w:w="2160"/>
+          </w:tcPr>
+          <w:p>
+            <w:r>
+              <w:t>$150</w:t>
+            </w:r>
+          </w:p>
+        </w:tc>
+        <w:tc>
+          <w:tcPr>
+            <w:tcW w:type="dxa" w:w="2160"/>
+          </w:tcPr>
+          <w:p>
+            <w:r>
+              <w:t>Published line.</w:t>
+            </w:r>
+          </w:p>
+        </w:tc>
+      </w:tr>
+      <w:tr>
+        <w:tc>
+          <w:tcPr>
+            <w:tcW w:type="dxa" w:w="2160"/>
+          </w:tcPr>
+          <w:p>
+            <w:r>
+              <w:t>Field IQ</w:t>
+            </w:r>
+          </w:p>
+        </w:tc>
+        <w:tc>
+          <w:tcPr>
+            <w:tcW w:type="dxa" w:w="2160"/>
+          </w:tcPr>
+          <w:p>
+            <w:r>
+              <w:t>$170</w:t>
+            </w:r>
+          </w:p>
+        </w:tc>
+        <w:tc>
+          <w:tcPr>
+            <w:tcW w:type="dxa" w:w="2160"/>
+          </w:tcPr>
+          <w:p>
+            <w:r>
+              <w:t>$300</w:t>
+            </w:r>
+          </w:p>
+        </w:tc>
+        <w:tc>
+          <w:tcPr>
+            <w:tcW w:type="dxa" w:w="2160"/>
+          </w:tcPr>
+          <w:p>
+            <w:r>
+              <w:t>Published line. Field IQ Edge has no separate number.</w:t>
+            </w:r>
+          </w:p>
+        </w:tc>
+      </w:tr>
+      <w:tr>
+        <w:tc>
+          <w:tcPr>
+            <w:tcW w:type="dxa" w:w="2160"/>
+          </w:tcPr>
+          <w:p>
+            <w:r>
+              <w:t>Career Compass</w:t>
+            </w:r>
+          </w:p>
+        </w:tc>
+        <w:tc>
+          <w:tcPr>
+            <w:tcW w:type="dxa" w:w="2160"/>
+          </w:tcPr>
+          <w:p>
+            <w:r>
+              <w:t>$80</w:t>
+            </w:r>
+          </w:p>
+        </w:tc>
+        <w:tc>
+          <w:tcPr>
+            <w:tcW w:type="dxa" w:w="2160"/>
+          </w:tcPr>
+          <w:p>
+            <w:r>
+              <w:t>$150</w:t>
+            </w:r>
+          </w:p>
+        </w:tc>
+        <w:tc>
+          <w:tcPr>
+            <w:tcW w:type="dxa" w:w="2160"/>
+          </w:tcPr>
+          <w:p>
+            <w:r>
+              <w:t>Published line.</w:t>
+            </w:r>
+          </w:p>
+        </w:tc>
+      </w:tr>
+      <w:tr>
+        <w:tc>
+          <w:tcPr>
+            <w:tcW w:type="dxa" w:w="2160"/>
+          </w:tcPr>
+          <w:p>
+            <w:r>
+              <w:t>Venture Builder</w:t>
+            </w:r>
+          </w:p>
+        </w:tc>
+        <w:tc>
+          <w:tcPr>
+            <w:tcW w:type="dxa" w:w="2160"/>
+          </w:tcPr>
+          <w:p>
+            <w:r>
+              <w:t>$80</w:t>
+            </w:r>
+          </w:p>
+        </w:tc>
+        <w:tc>
+          <w:tcPr>
+            <w:tcW w:type="dxa" w:w="2160"/>
+          </w:tcPr>
+          <w:p>
+            <w:r>
+              <w:t>$150</w:t>
+            </w:r>
+          </w:p>
+        </w:tc>
+        <w:tc>
+          <w:tcPr>
+            <w:tcW w:type="dxa" w:w="2160"/>
+          </w:tcPr>
+          <w:p>
+            <w:r>
+              <w:t>Published line.</w:t>
+            </w:r>
+          </w:p>
+        </w:tc>
+      </w:tr>
+      <w:tr>
+        <w:tc>
+          <w:tcPr>
+            <w:tcW w:type="dxa" w:w="2160"/>
+          </w:tcPr>
+          <w:p>
+            <w:r>
+              <w:t>AI Fluency</w:t>
+            </w:r>
+          </w:p>
+        </w:tc>
+        <w:tc>
+          <w:tcPr>
+            <w:tcW w:type="dxa" w:w="2160"/>
+          </w:tcPr>
+          <w:p>
+            <w:r>
+              <w:t>$80</w:t>
+            </w:r>
+          </w:p>
+        </w:tc>
+        <w:tc>
+          <w:tcPr>
+            <w:tcW w:type="dxa" w:w="2160"/>
+          </w:tcPr>
+          <w:p>
+            <w:r>
+              <w:t>$150</w:t>
+            </w:r>
+          </w:p>
+        </w:tc>
+        <w:tc>
+          <w:tcPr>
+            <w:tcW w:type="dxa" w:w="2160"/>
+          </w:tcPr>
+          <w:p>
+            <w:r>
+              <w:t>Published line.</w:t>
+            </w:r>
+          </w:p>
+        </w:tc>
+      </w:tr>
+      <w:tr>
+        <w:tc>
+          <w:tcPr>
+            <w:tcW w:type="dxa" w:w="2160"/>
+          </w:tcPr>
+          <w:p>
+            <w:r>
+              <w:t>Sentient Worlds</w:t>
+            </w:r>
+          </w:p>
+        </w:tc>
+        <w:tc>
+          <w:tcPr>
+            <w:tcW w:type="dxa" w:w="2160"/>
+          </w:tcPr>
+          <w:p>
+            <w:r>
+              <w:t>$200</w:t>
+            </w:r>
+          </w:p>
+        </w:tc>
+        <w:tc>
+          <w:tcPr>
+            <w:tcW w:type="dxa" w:w="2160"/>
+          </w:tcPr>
+          <w:p>
+            <w:r>
+              <w:t>$350</w:t>
+            </w:r>
+          </w:p>
+        </w:tc>
+        <w:tc>
+          <w:tcPr>
+            <w:tcW w:type="dxa" w:w="2160"/>
+          </w:tcPr>
+          <w:p>
+            <w:r>
+              <w:t>Published line. On the live price page this product is grouped under Learn. On this draft it sits on Achieve. The price follows the product.</w:t>
+            </w:r>
+          </w:p>
+        </w:tc>
+      </w:tr>
+    </w:tbl>
     <w:p>
       <w:r>
         <w:t>The live homepage starts EON Classic at $36 and EON Spatial at $80 for education. The classic page lists EON XR and EON AI together from $72 for education: https://eonreality.com/eon-classic/</w:t>
@@ -821,7 +1495,7 @@
     </w:p>
     <w:p>
       <w:pPr>
-        <w:pStyle w:val="Heading2"/>
+        <w:pStyle w:val="Heading1"/>
       </w:pPr>
       <w:r>
         <w:t>10. Videos</w:t>
@@ -829,7 +1503,7 @@
     </w:p>
     <w:p>
       <w:r>
-        <w:t>The button "See the platform in action" goes to `videos.html`. The films are the YouTube links in the `VIDEOS` dict in `build.py`. They were taken from the EON One Platform video pages in Dan's Drive, file "EON_One_Platform_Videos_2026-10-09.pptx", checked against the shorter videos-only deck from the same day.</w:t>
+        <w:t>The button "See the platform in action" goes to videos.html. The films are the YouTube links in the VIDEOS dict in build.py. They were taken from the EON One Platform video pages in Dan's Drive, file "EON_One_Platform_Videos_2026-10-09.pptx", checked against the shorter videos-only deck from the same day.</w:t>
       </w:r>
     </w:p>
     <w:p>
@@ -876,17 +1550,17 @@
     </w:p>
     <w:p>
       <w:r>
-        <w:t>If Dan sends those YouTube addresses, add them to `VIDEOS` and rebuild. Do not use a different film and call it one of these.</w:t>
+        <w:t>If Dan sends those YouTube addresses, add them to VIDEOS and rebuild. Do not use a different film and call it one of these.</w:t>
       </w:r>
     </w:p>
     <w:p>
       <w:r>
-        <w:t>A separate public HTML address for "See the platform in action" was not found. `videos.html` is that page. If Dan later sends a different address, link it. Do not replace these YouTube ids on a guess.</w:t>
+        <w:t>A separate public HTML address for "See the platform in action" was not found. videos.html is that page. If Dan later sends a different address, link it. Do not replace these YouTube ids on a guess.</w:t>
       </w:r>
     </w:p>
     <w:p>
       <w:pPr>
-        <w:pStyle w:val="Heading2"/>
+        <w:pStyle w:val="Heading1"/>
       </w:pPr>
       <w:r>
         <w:t>11. Public facts already copied</w:t>
@@ -959,7 +1633,7 @@
     </w:p>
     <w:p>
       <w:r>
-        <w:t>Partners only link to https://eonreality.com/value-added-resellers/. Do not copy partner names, phone numbers, or email addresses. The builder fails if `@` appears on partners.html.</w:t>
+        <w:t>Partners only link to https://eonreality.com/value-added-resellers/. Do not copy partner names, phone numbers, or email addresses. The builder fails if @ appears on partners.html.</w:t>
       </w:r>
     </w:p>
     <w:p>
@@ -989,7 +1663,7 @@
     </w:p>
     <w:p>
       <w:pPr>
-        <w:pStyle w:val="Heading2"/>
+        <w:pStyle w:val="Heading1"/>
       </w:pPr>
       <w:r>
         <w:t>12. Copy rules</w:t>
@@ -1037,7 +1711,7 @@
     </w:p>
     <w:p>
       <w:pPr>
-        <w:pStyle w:val="Heading2"/>
+        <w:pStyle w:val="Heading1"/>
       </w:pPr>
       <w:r>
         <w:t>13. What is already done</w:t>
@@ -1064,7 +1738,7 @@
         <w:pStyle w:val="ListBullet"/>
       </w:pPr>
       <w:r>
-        <w:t>Header wordmark size updated in commit `2268659`. Do not revert that logo.</w:t>
+        <w:t>Header wordmark size updated in commit 2268659. Do not revert that logo.</w:t>
       </w:r>
     </w:p>
     <w:p>
@@ -1101,7 +1775,7 @@
     </w:p>
     <w:p>
       <w:pPr>
-        <w:pStyle w:val="Heading2"/>
+        <w:pStyle w:val="Heading1"/>
       </w:pPr>
       <w:r>
         <w:t>14. What you still need from Dan</w:t>
@@ -1162,7 +1836,7 @@
     </w:p>
     <w:p>
       <w:pPr>
-        <w:pStyle w:val="Heading2"/>
+        <w:pStyle w:val="Heading1"/>
       </w:pPr>
       <w:r>
         <w:t>15. What you can do without a new decision</w:t>
@@ -1189,7 +1863,7 @@
         <w:pStyle w:val="ListBullet"/>
       </w:pPr>
       <w:r>
-        <w:t>Rebuild with `python3 build.py` after a change to `build.py`.</w:t>
+        <w:t>Rebuild with python3 build.py after a change to build.py.</w:t>
       </w:r>
     </w:p>
     <w:p>
@@ -1197,60 +1871,207 @@
         <w:pStyle w:val="ListBullet"/>
       </w:pPr>
       <w:r>
-        <w:t>Keep the preview on the htmlpreview link above.</w:t>
+        <w:t>Push this branch, then confirm the deployment on project eon-reality-website. The public address is https://eon-reality-website.vercel.app</w:t>
       </w:r>
     </w:p>
     <w:p>
       <w:pPr>
-        <w:pStyle w:val="Heading2"/>
+        <w:pStyle w:val="Heading1"/>
       </w:pPr>
       <w:r>
         <w:t>16. Files the agent should open first</w:t>
       </w:r>
     </w:p>
+    <w:tbl>
+      <w:tblPr>
+        <w:tblStyle w:val="TableGrid"/>
+        <w:tblW w:type="auto" w:w="0"/>
+        <w:tblLook w:firstColumn="1" w:firstRow="1" w:lastColumn="0" w:lastRow="0" w:noHBand="0" w:noVBand="1" w:val="04A0"/>
+      </w:tblPr>
+      <w:tblGrid>
+        <w:gridCol w:w="4320"/>
+        <w:gridCol w:w="4320"/>
+      </w:tblGrid>
+      <w:tr>
+        <w:tc>
+          <w:tcPr>
+            <w:tcW w:type="dxa" w:w="4320"/>
+          </w:tcPr>
+          <w:p>
+            <w:r>
+              <w:t>File</w:t>
+            </w:r>
+          </w:p>
+        </w:tc>
+        <w:tc>
+          <w:tcPr>
+            <w:tcW w:type="dxa" w:w="4320"/>
+          </w:tcPr>
+          <w:p>
+            <w:r>
+              <w:t>Why</w:t>
+            </w:r>
+          </w:p>
+        </w:tc>
+      </w:tr>
+      <w:tr>
+        <w:tc>
+          <w:tcPr>
+            <w:tcW w:type="dxa" w:w="4320"/>
+          </w:tcPr>
+          <w:p>
+            <w:r>
+              <w:t>eon-product-overview/HANDOVER.md</w:t>
+            </w:r>
+          </w:p>
+        </w:tc>
+        <w:tc>
+          <w:tcPr>
+            <w:tcW w:type="dxa" w:w="4320"/>
+          </w:tcPr>
+          <w:p>
+            <w:r>
+              <w:t>This briefing.</w:t>
+            </w:r>
+          </w:p>
+        </w:tc>
+      </w:tr>
+      <w:tr>
+        <w:tc>
+          <w:tcPr>
+            <w:tcW w:type="dxa" w:w="4320"/>
+          </w:tcPr>
+          <w:p>
+            <w:r>
+              <w:t>eon-product-overview/COVER-EMAIL.md</w:t>
+            </w:r>
+          </w:p>
+        </w:tc>
+        <w:tc>
+          <w:tcPr>
+            <w:tcW w:type="dxa" w:w="4320"/>
+          </w:tcPr>
+          <w:p>
+            <w:r>
+              <w:t>The note for the team.</w:t>
+            </w:r>
+          </w:p>
+        </w:tc>
+      </w:tr>
+      <w:tr>
+        <w:tc>
+          <w:tcPr>
+            <w:tcW w:type="dxa" w:w="4320"/>
+          </w:tcPr>
+          <w:p>
+            <w:r>
+              <w:t>eon-product-overview/site/build.py</w:t>
+            </w:r>
+          </w:p>
+        </w:tc>
+        <w:tc>
+          <w:tcPr>
+            <w:tcW w:type="dxa" w:w="4320"/>
+          </w:tcPr>
+          <w:p>
+            <w:r>
+              <w:t>Pages, products, prices, videos, checks.</w:t>
+            </w:r>
+          </w:p>
+        </w:tc>
+      </w:tr>
+      <w:tr>
+        <w:tc>
+          <w:tcPr>
+            <w:tcW w:type="dxa" w:w="4320"/>
+          </w:tcPr>
+          <w:p>
+            <w:r>
+              <w:t>eon-product-overview/site/refresh.css</w:t>
+            </w:r>
+          </w:p>
+        </w:tc>
+        <w:tc>
+          <w:tcPr>
+            <w:tcW w:type="dxa" w:w="4320"/>
+          </w:tcPr>
+          <w:p>
+            <w:r>
+              <w:t>Look that overrides site.css.</w:t>
+            </w:r>
+          </w:p>
+        </w:tc>
+      </w:tr>
+      <w:tr>
+        <w:tc>
+          <w:tcPr>
+            <w:tcW w:type="dxa" w:w="4320"/>
+          </w:tcPr>
+          <w:p>
+            <w:r>
+              <w:t>eon-product-overview/assets/brand/eon-reality-logo-white.png</w:t>
+            </w:r>
+          </w:p>
+        </w:tc>
+        <w:tc>
+          <w:tcPr>
+            <w:tcW w:type="dxa" w:w="4320"/>
+          </w:tcPr>
+          <w:p>
+            <w:r>
+              <w:t>Official logo.</w:t>
+            </w:r>
+          </w:p>
+        </w:tc>
+      </w:tr>
+      <w:tr>
+        <w:tc>
+          <w:tcPr>
+            <w:tcW w:type="dxa" w:w="4320"/>
+          </w:tcPr>
+          <w:p>
+            <w:r>
+              <w:t>eon-product-overview/site/images/</w:t>
+            </w:r>
+          </w:p>
+        </w:tc>
+        <w:tc>
+          <w:tcPr>
+            <w:tcW w:type="dxa" w:w="4320"/>
+          </w:tcPr>
+          <w:p>
+            <w:r>
+              <w:t>Hero and card stills.</w:t>
+            </w:r>
+          </w:p>
+        </w:tc>
+      </w:tr>
+      <w:tr>
+        <w:tc>
+          <w:tcPr>
+            <w:tcW w:type="dxa" w:w="4320"/>
+          </w:tcPr>
+          <w:p>
+            <w:r>
+              <w:t>eon-product-overview/vercel.json</w:t>
+            </w:r>
+          </w:p>
+        </w:tc>
+        <w:tc>
+          <w:tcPr>
+            <w:tcW w:type="dxa" w:w="4320"/>
+          </w:tcPr>
+          <w:p>
+            <w:r>
+              <w:t>Sends / to the new site, and ignores builds from other branches.</w:t>
+            </w:r>
+          </w:p>
+        </w:tc>
+      </w:tr>
+    </w:tbl>
     <w:p>
       <w:r>
-        <w:t>| File | Why |</w:t>
-      </w:r>
-    </w:p>
-    <w:p>
-      <w:r>
-        <w:t>| --- | --- |</w:t>
-      </w:r>
-    </w:p>
-    <w:p>
-      <w:r>
-        <w:t>| eon-product-overview/HANDOVER.md | This briefing. |</w:t>
-      </w:r>
-    </w:p>
-    <w:p>
-      <w:r>
-        <w:t>| eon-product-overview/COVER-EMAIL.md | The note for the team. |</w:t>
-      </w:r>
-    </w:p>
-    <w:p>
-      <w:r>
-        <w:t>| eon-product-overview/site/build.py | Pages, products, prices, videos, checks. |</w:t>
-      </w:r>
-    </w:p>
-    <w:p>
-      <w:r>
-        <w:t>| eon-product-overview/site/refresh.css | Look that overrides site.css. |</w:t>
-      </w:r>
-    </w:p>
-    <w:p>
-      <w:r>
-        <w:t>| eon-product-overview/assets/brand/eon-reality-logo-white.png | Official logo. |</w:t>
-      </w:r>
-    </w:p>
-    <w:p>
-      <w:r>
-        <w:t>| eon-product-overview/site/images/ | Hero and card stills. |</w:t>
-      </w:r>
-    </w:p>
-    <w:p>
-      <w:r>
-        <w:t>Leave `.github/workflows/publish-overview.yml` unchanged.</w:t>
+        <w:t>Leave .github/workflows/publish-overview.yml unchanged. Leave the Vercel project field-iq-walkthrough unchanged.</w:t>
       </w:r>
     </w:p>
     <w:sectPr>

--- a/eon-product-overview/HANDOVER.docx
+++ b/eon-product-overview/HANDOVER.docx
@@ -374,6 +374,11 @@
       </w:pPr>
       <w:r>
         <w:t>If it is a Preview, promote that deployment to Production. Promote only inside eon-reality-website.</w:t>
+      </w:r>
+    </w:p>
+    <w:p>
+      <w:r>
+        <w:t>A push of this branch creates a Preview, because the Vercel production branch is still main. The public address stays on the last Production deployment until you promote. If Promote is refused, open the project settings for eon-reality-website and set the Production Branch to cursor/eon-product-overview-589c. Do that only on this project.</w:t>
       </w:r>
     </w:p>
     <w:p>

--- a/eon-product-overview/HANDOVER.docx
+++ b/eon-product-overview/HANDOVER.docx
@@ -33,6 +33,11 @@
     <w:p>
       <w:r>
         <w:t>Read this file before you edit anything. The cover email is COVER-EMAIL.md in this same folder.</w:t>
+      </w:r>
+    </w:p>
+    <w:p>
+      <w:r>
+        <w:t>On 16 Oct 2026 Dan asked Raul and Brita to start from this HTML preview, cross-check it with the live WordPress site, and let their agents do the work. That brief is BOT-BRIEF-RAUL-BRITA.md. The note that goes with it is COVER-EMAIL-BOTS.md. Both are drafts. Neither has been sent.</w:t>
       </w:r>
     </w:p>
     <w:p>

--- a/eon-product-overview/HANDOVER.docx
+++ b/eon-product-overview/HANDOVER.docx
@@ -191,12 +191,110 @@
         <w:pStyle w:val="Heading1"/>
       </w:pPr>
       <w:r>
+        <w:t>2a. Git is enough. Vercel is not missing.</w:t>
+      </w:r>
+    </w:p>
+    <w:p>
+      <w:r>
+        <w:t>The pages, the colors, the prices, the films, and the logo are files in this Git branch. Change the file. Push the branch. The HTML preview updates. That is the whole job.</w:t>
+      </w:r>
+    </w:p>
+    <w:p>
+      <w:r>
+        <w:t>You do not need a Vercel login to see this draft or to change it. Vercel is a second window with a shorter address. It shows the same files. If you cannot open Vercel, you are not blocked.</w:t>
+      </w:r>
+    </w:p>
+    <w:p>
+      <w:r>
+        <w:t>The repo is public, so you can already read every file:</w:t>
+      </w:r>
+    </w:p>
+    <w:p>
+      <w:r>
+        <w:t>https://github.com/DanLejerskar/field-iq-walkthrough</w:t>
+      </w:r>
+    </w:p>
+    <w:p>
+      <w:r>
+        <w:t>To save a change, push branch cursor/eon-product-overview-589c, or open a pull request on https://github.com/DanLejerskar/field-iq-walkthrough/pull/1. If GitHub refuses the push, ask Dan to invite your GitHub username. That invite is on GitHub. It is not a Vercel invite.</w:t>
+      </w:r>
+    </w:p>
+    <w:p>
+      <w:r>
+        <w:t>The logo you could not change before lives on a different website, the long platform at https://eon-education-government-review.vercel.app/. That site is not this folder. This draft's logo is a picture in Git. Replace the picture. You do not open Vercel.</w:t>
+      </w:r>
+    </w:p>
+    <w:p>
+      <w:pPr>
+        <w:pStyle w:val="ListNumber"/>
+      </w:pPr>
+      <w:r>
+        <w:t>Replace this file with the white logo: eon-product-overview/assets/brand/eon-reality-logo-white.png</w:t>
+      </w:r>
+    </w:p>
+    <w:p>
+      <w:pPr>
+        <w:pStyle w:val="ListNumber"/>
+      </w:pPr>
+      <w:r>
+        <w:t>The header size is in eon-product-overview/site/refresh.css, in the rule .brand-logo img. The height is 56px. Change that number if the logo looks too small or too big.</w:t>
+      </w:r>
+    </w:p>
+    <w:p>
+      <w:pPr>
+        <w:pStyle w:val="ListNumber"/>
+      </w:pPr>
+      <w:r>
+        <w:t>From eon-product-overview/site/, run python3 build.py. It must exit 0.</w:t>
+      </w:r>
+    </w:p>
+    <w:p>
+      <w:pPr>
+        <w:pStyle w:val="ListNumber"/>
+      </w:pPr>
+      <w:r>
+        <w:t>Commit and push this branch.</w:t>
+      </w:r>
+    </w:p>
+    <w:p>
+      <w:pPr>
+        <w:pStyle w:val="ListNumber"/>
+      </w:pPr>
+      <w:r>
+        <w:t>Wait about a minute. Open the HTML preview again. The new logo is there.</w:t>
+      </w:r>
+    </w:p>
+    <w:p>
+      <w:r>
+        <w:t>Reading link, no Vercel:</w:t>
+      </w:r>
+    </w:p>
+    <w:p>
+      <w:r>
+        <w:t>https://htmlpreview.github.io/?https://raw.githubusercontent.com/DanLejerskar/field-iq-walkthrough/cursor/eon-product-overview-589c/eon-product-overview/site/index.html</w:t>
+      </w:r>
+    </w:p>
+    <w:p>
+      <w:r>
+        <w:t>Leave https://field-iq-walkthrough.vercel.app alone. That is the Field IQ walkthrough. This draft does not use that project.</w:t>
+      </w:r>
+    </w:p>
+    <w:p>
+      <w:pPr>
+        <w:pStyle w:val="Heading1"/>
+      </w:pPr>
+      <w:r>
         <w:t>3. How to see it, and how to publish a change</w:t>
       </w:r>
     </w:p>
     <w:p>
       <w:r>
-        <w:t>The site the team operates is a Vercel project named eon-reality-website. It is separate from Field IQ.</w:t>
+        <w:t>Git is how you change the site. The steps in section 2a are enough.</w:t>
+      </w:r>
+    </w:p>
+    <w:p>
+      <w:r>
+        <w:t>A Vercel project named eon-reality-website also exists, separate from Field IQ. Use it only if you want the shorter address https://eon-reality-website.vercel.app. You can skip it.</w:t>
       </w:r>
     </w:p>
     <w:p>

--- a/eon-product-overview/HANDOVER.docx
+++ b/eon-product-overview/HANDOVER.docx
@@ -861,8 +861,243 @@
       </w:r>
     </w:p>
     <w:p>
+      <w:pPr>
+        <w:pStyle w:val="Heading1"/>
+      </w:pPr>
       <w:r>
-        <w:t>Other products link to the long platform at https://eon-education-government-review.vercel.app/products/{slug}.html, using the long field in PRODUCTS. Do not edit that long platform from this repo. Its source is not here.</w:t>
+        <w:t>6a. Long story pages</w:t>
+      </w:r>
+    </w:p>
+    <w:p>
+      <w:r>
+        <w:t>Each short product page has a button, Open the long story. That button leaves this draft and opens the longer page on the long platform.</w:t>
+      </w:r>
+    </w:p>
+    <w:p>
+      <w:r>
+        <w:t>The path Dan named: open Learn, open Universal, then Open the long story.</w:t>
+      </w:r>
+    </w:p>
+    <w:p>
+      <w:pPr>
+        <w:pStyle w:val="ListBullet"/>
+      </w:pPr>
+      <w:r>
+        <w:t>Short page: eon-product-overview/site/universal.html</w:t>
+      </w:r>
+    </w:p>
+    <w:p>
+      <w:pPr>
+        <w:pStyle w:val="ListBullet"/>
+      </w:pPr>
+      <w:r>
+        <w:t>Long story: https://eon-education-government-review.vercel.app/products/universal.html</w:t>
+      </w:r>
+    </w:p>
+    <w:p>
+      <w:r>
+        <w:t>The long platform home is https://eon-education-government-review.vercel.app/</w:t>
+      </w:r>
+    </w:p>
+    <w:p>
+      <w:r>
+        <w:t>These 22 long stories are already live. The long field in PRODUCTS is the file name. Keep the button. Do not paste the long page into the short page. The source of the long platform is not in this repository, so do not try to edit those pages from this branch.</w:t>
+      </w:r>
+    </w:p>
+    <w:p>
+      <w:r>
+        <w:t>Learn:</w:t>
+      </w:r>
+    </w:p>
+    <w:p>
+      <w:pPr>
+        <w:pStyle w:val="ListBullet"/>
+      </w:pPr>
+      <w:r>
+        <w:t>EON Universal: https://eon-education-government-review.vercel.app/products/universal.html</w:t>
+      </w:r>
+    </w:p>
+    <w:p>
+      <w:pPr>
+        <w:pStyle w:val="ListBullet"/>
+      </w:pPr>
+      <w:r>
+        <w:t>3D Components: https://eon-education-government-review.vercel.app/products/components.html</w:t>
+      </w:r>
+    </w:p>
+    <w:p>
+      <w:pPr>
+        <w:pStyle w:val="ListBullet"/>
+      </w:pPr>
+      <w:r>
+        <w:t>Mirror Direct: https://eon-education-government-review.vercel.app/products/mirror.html</w:t>
+      </w:r>
+    </w:p>
+    <w:p>
+      <w:pPr>
+        <w:pStyle w:val="ListBullet"/>
+      </w:pPr>
+      <w:r>
+        <w:t>Mirror Studio: https://eon-education-government-review.vercel.app/products/studio.html</w:t>
+      </w:r>
+    </w:p>
+    <w:p>
+      <w:pPr>
+        <w:pStyle w:val="ListBullet"/>
+      </w:pPr>
+      <w:r>
+        <w:t>Model Inside: https://eon-education-government-review.vercel.app/products/model.html</w:t>
+      </w:r>
+    </w:p>
+    <w:p>
+      <w:pPr>
+        <w:pStyle w:val="ListBullet"/>
+      </w:pPr>
+      <w:r>
+        <w:t>Worlds: https://eon-education-government-review.vercel.app/products/worlds.html</w:t>
+      </w:r>
+    </w:p>
+    <w:p>
+      <w:pPr>
+        <w:pStyle w:val="ListBullet"/>
+      </w:pPr>
+      <w:r>
+        <w:t>EON XR Infinite: https://eon-education-government-review.vercel.app/products/xr.html</w:t>
+      </w:r>
+    </w:p>
+    <w:p>
+      <w:pPr>
+        <w:pStyle w:val="ListBullet"/>
+      </w:pPr>
+      <w:r>
+        <w:t>EON Live: https://eon-education-government-review.vercel.app/products/live.html</w:t>
+      </w:r>
+    </w:p>
+    <w:p>
+      <w:pPr>
+        <w:pStyle w:val="ListBullet"/>
+      </w:pPr>
+      <w:r>
+        <w:t>EON Tacit: https://eon-education-government-review.vercel.app/products/tacit.html</w:t>
+      </w:r>
+    </w:p>
+    <w:p>
+      <w:r>
+        <w:t>Train:</w:t>
+      </w:r>
+    </w:p>
+    <w:p>
+      <w:pPr>
+        <w:pStyle w:val="ListBullet"/>
+      </w:pPr>
+      <w:r>
+        <w:t>Genesis 3: https://eon-education-government-review.vercel.app/products/genesis.html</w:t>
+      </w:r>
+    </w:p>
+    <w:p>
+      <w:pPr>
+        <w:pStyle w:val="ListBullet"/>
+      </w:pPr>
+      <w:r>
+        <w:t>EON Control Room: https://eon-education-government-review.vercel.app/products/controlroom.html</w:t>
+      </w:r>
+    </w:p>
+    <w:p>
+      <w:pPr>
+        <w:pStyle w:val="ListBullet"/>
+      </w:pPr>
+      <w:r>
+        <w:t>Situation Room: https://eon-education-government-review.vercel.app/products/situation.html</w:t>
+      </w:r>
+    </w:p>
+    <w:p>
+      <w:pPr>
+        <w:pStyle w:val="ListBullet"/>
+      </w:pPr>
+      <w:r>
+        <w:t>Situation Room Creator: https://eon-education-government-review.vercel.app/products/creator.html</w:t>
+      </w:r>
+    </w:p>
+    <w:p>
+      <w:pPr>
+        <w:pStyle w:val="ListBullet"/>
+      </w:pPr>
+      <w:r>
+        <w:t>Brainy Soft Skills: https://eon-education-government-review.vercel.app/products/brainy.html</w:t>
+      </w:r>
+    </w:p>
+    <w:p>
+      <w:r>
+        <w:t>Perform:</w:t>
+      </w:r>
+    </w:p>
+    <w:p>
+      <w:pPr>
+        <w:pStyle w:val="ListBullet"/>
+      </w:pPr>
+      <w:r>
+        <w:t>Permit IQ: https://eon-education-government-review.vercel.app/products/permit.html</w:t>
+      </w:r>
+    </w:p>
+    <w:p>
+      <w:pPr>
+        <w:pStyle w:val="ListBullet"/>
+      </w:pPr>
+      <w:r>
+        <w:t>Field IQ: https://eon-education-government-review.vercel.app/products/field.html</w:t>
+      </w:r>
+    </w:p>
+    <w:p>
+      <w:pPr>
+        <w:pStyle w:val="ListBullet"/>
+      </w:pPr>
+      <w:r>
+        <w:t>Field IQ Edge: https://eon-education-government-review.vercel.app/products/edge.html</w:t>
+      </w:r>
+    </w:p>
+    <w:p>
+      <w:pPr>
+        <w:pStyle w:val="ListBullet"/>
+      </w:pPr>
+      <w:r>
+        <w:t>Assess IQ: https://eon-education-government-review.vercel.app/products/assess.html</w:t>
+      </w:r>
+    </w:p>
+    <w:p>
+      <w:pPr>
+        <w:pStyle w:val="ListBullet"/>
+      </w:pPr>
+      <w:r>
+        <w:t>Compound IQ: https://eon-education-government-review.vercel.app/products/compound.html</w:t>
+      </w:r>
+    </w:p>
+    <w:p>
+      <w:pPr>
+        <w:pStyle w:val="ListBullet"/>
+      </w:pPr>
+      <w:r>
+        <w:t>The Distillery: https://eon-education-government-review.vercel.app/products/distillery.html</w:t>
+      </w:r>
+    </w:p>
+    <w:p>
+      <w:pPr>
+        <w:pStyle w:val="ListBullet"/>
+      </w:pPr>
+      <w:r>
+        <w:t>Competence IQ: https://eon-education-government-review.vercel.app/products/competence.html</w:t>
+      </w:r>
+    </w:p>
+    <w:p>
+      <w:pPr>
+        <w:pStyle w:val="ListBullet"/>
+      </w:pPr>
+      <w:r>
+        <w:t>EON Control: https://eon-education-government-review.vercel.app/products/control.html</w:t>
+      </w:r>
+    </w:p>
+    <w:p>
+      <w:r>
+        <w:t>Achieve does not use that folder. Those four buttons open the published pages already listed above: Career Compass, Venture Builder, AI Fluency, and Sentient Worlds. Checked 16 Oct 2026: those four names return a missing page under /products/.</w:t>
       </w:r>
     </w:p>
     <w:p>
@@ -2083,7 +2318,29 @@
           </w:tcPr>
           <w:p>
             <w:r>
-              <w:t>Pages, products, prices, videos, checks.</w:t>
+              <w:t>Pages, products, prices, videos, checks. The long story button uses the long field.</w:t>
+            </w:r>
+          </w:p>
+        </w:tc>
+      </w:tr>
+      <w:tr>
+        <w:tc>
+          <w:tcPr>
+            <w:tcW w:type="dxa" w:w="4320"/>
+          </w:tcPr>
+          <w:p>
+            <w:r>
+              <w:t>https://eon-education-government-review.vercel.app/products/universal.html</w:t>
+            </w:r>
+          </w:p>
+        </w:tc>
+        <w:tc>
+          <w:tcPr>
+            <w:tcW w:type="dxa" w:w="4320"/>
+          </w:tcPr>
+          <w:p>
+            <w:r>
+              <w:t>The long story for Universal. Section 6a lists the other 21.</w:t>
             </w:r>
           </w:p>
         </w:tc>

--- a/eon-product-overview/HANDOVER.docx
+++ b/eon-product-overview/HANDOVER.docx
@@ -4,7 +4,7 @@
   <w:body>
     <w:p>
       <w:pPr>
-        <w:pStyle w:val="Title"/>
+        <w:pStyle w:val="Heading1"/>
       </w:pPr>
       <w:r>
         <w:t>Handover: EON Reality draft website</w:t>
@@ -42,7 +42,7 @@
     </w:p>
     <w:p>
       <w:pPr>
-        <w:pStyle w:val="Heading1"/>
+        <w:pStyle w:val="Heading2"/>
       </w:pPr>
       <w:r>
         <w:t>1. What this is</w:t>
@@ -58,7 +58,7 @@
         <w:pStyle w:val="ListBullet"/>
       </w:pPr>
       <w:r>
-        <w:t>The new pages live in eon-product-overview/site/.</w:t>
+        <w:t>The new pages live in `eon-product-overview/site/`.</w:t>
       </w:r>
     </w:p>
     <w:p>
@@ -66,7 +66,7 @@
         <w:pStyle w:val="ListBullet"/>
       </w:pPr>
       <w:r>
-        <w:t>site/build.py is the source of truth. It writes the HTML.</w:t>
+        <w:t>`site/build.py` is the source of truth. It writes the HTML.</w:t>
       </w:r>
     </w:p>
     <w:p>
@@ -74,7 +74,7 @@
         <w:pStyle w:val="ListBullet"/>
       </w:pPr>
       <w:r>
-        <w:t>The site is noindex, nofollow. Keep that until Dan says it is public.</w:t>
+        <w:t>The site is `noindex, nofollow`. Keep that until Dan says it is public.</w:t>
       </w:r>
     </w:p>
     <w:p>
@@ -87,7 +87,7 @@
     </w:p>
     <w:p>
       <w:r>
-        <w:t>These files in eon-product-overview/ are an older menu experiment. They are not the new website:</w:t>
+        <w:t>These files in `eon-product-overview/` are an older menu experiment. They are not the new website:</w:t>
       </w:r>
     </w:p>
     <w:p>
@@ -95,7 +95,7 @@
         <w:pStyle w:val="ListBullet"/>
       </w:pPr>
       <w:r>
-        <w:t>index.html</w:t>
+        <w:t>`index.html`</w:t>
       </w:r>
     </w:p>
     <w:p>
@@ -103,7 +103,7 @@
         <w:pStyle w:val="ListBullet"/>
       </w:pPr>
       <w:r>
-        <w:t>phase-one.html</w:t>
+        <w:t>`phase-one.html`</w:t>
       </w:r>
     </w:p>
     <w:p>
@@ -111,7 +111,7 @@
         <w:pStyle w:val="ListBullet"/>
       </w:pPr>
       <w:r>
-        <w:t>look-refresh.html</w:t>
+        <w:t>`look-refresh.html`</w:t>
       </w:r>
     </w:p>
     <w:p>
@@ -121,7 +121,7 @@
     </w:p>
     <w:p>
       <w:pPr>
-        <w:pStyle w:val="Heading1"/>
+        <w:pStyle w:val="Heading2"/>
       </w:pPr>
       <w:r>
         <w:t>2. Where the code lives</w:t>
@@ -132,7 +132,7 @@
         <w:pStyle w:val="ListBullet"/>
       </w:pPr>
       <w:r>
-        <w:t>Cloud folder: /agent/repos/field-iq-walkthrough/eon-product-overview/site</w:t>
+        <w:t>Cloud folder: `/agent/repos/field-iq-walkthrough/eon-product-overview/site`</w:t>
       </w:r>
     </w:p>
     <w:p>
@@ -148,7 +148,7 @@
         <w:pStyle w:val="ListBullet"/>
       </w:pPr>
       <w:r>
-        <w:t>Branch: cursor/eon-product-overview-589c</w:t>
+        <w:t>Branch: `cursor/eon-product-overview-589c`</w:t>
       </w:r>
     </w:p>
     <w:p>
@@ -164,7 +164,7 @@
         <w:pStyle w:val="ListBullet"/>
       </w:pPr>
       <w:r>
-        <w:t>The header wordmark landed in commit 2268659. Start from the latest commit on this branch. It includes this handover and the Vercel setup.</w:t>
+        <w:t>The header wordmark landed in commit `2268659`. Start from the latest commit on this branch. It includes this handover and the Vercel setup.</w:t>
       </w:r>
     </w:p>
     <w:p>
@@ -174,21 +174,32 @@
     </w:p>
     <w:p>
       <w:r>
-        <w:rPr>
-          <w:rFonts w:ascii="Consolas" w:hAnsi="Consolas"/>
-          <w:color w:val="1A1A1A"/>
-          <w:sz w:val="20"/>
-        </w:rPr>
+        <w:t>```bash</w:t>
+      </w:r>
+    </w:p>
+    <w:p>
+      <w:r>
         <w:t>git clone https://github.com/DanLejerskar/field-iq-walkthrough.git</w:t>
-        <w:br/>
+      </w:r>
+    </w:p>
+    <w:p>
+      <w:r>
         <w:t>cd field-iq-walkthrough</w:t>
-        <w:br/>
+      </w:r>
+    </w:p>
+    <w:p>
+      <w:r>
         <w:t>git checkout cursor/eon-product-overview-589c</w:t>
       </w:r>
     </w:p>
     <w:p>
-      <w:pPr>
-        <w:pStyle w:val="Heading1"/>
+      <w:r>
+        <w:t>```</w:t>
+      </w:r>
+    </w:p>
+    <w:p>
+      <w:pPr>
+        <w:pStyle w:val="Heading2"/>
       </w:pPr>
       <w:r>
         <w:t>2a. Git is enough. Vercel is not missing.</w:t>
@@ -216,7 +227,7 @@
     </w:p>
     <w:p>
       <w:r>
-        <w:t>To save a change, push branch cursor/eon-product-overview-589c, or open a pull request on https://github.com/DanLejerskar/field-iq-walkthrough/pull/1. If GitHub refuses the push, ask Dan to invite your GitHub username. That invite is on GitHub. It is not a Vercel invite.</w:t>
+        <w:t>To save a change, push branch `cursor/eon-product-overview-589c`, or open a pull request on https://github.com/DanLejerskar/field-iq-walkthrough/pull/1. If GitHub refuses the push, ask Dan to invite your GitHub username. That invite is on GitHub. It is not a Vercel invite.</w:t>
       </w:r>
     </w:p>
     <w:p>
@@ -229,7 +240,7 @@
         <w:pStyle w:val="ListNumber"/>
       </w:pPr>
       <w:r>
-        <w:t>Replace this file with the white logo: eon-product-overview/assets/brand/eon-reality-logo-white.png</w:t>
+        <w:t>Replace this file with the white logo: `eon-product-overview/assets/brand/eon-reality-logo-white.png`</w:t>
       </w:r>
     </w:p>
     <w:p>
@@ -237,7 +248,7 @@
         <w:pStyle w:val="ListNumber"/>
       </w:pPr>
       <w:r>
-        <w:t>The header size is in eon-product-overview/site/refresh.css, in the rule .brand-logo img. The height is 56px. Change that number if the logo looks too small or too big.</w:t>
+        <w:t>The header size is in `eon-product-overview/site/refresh.css`, in the rule `.brand-logo img`. The height is 56px. Change that number if the logo looks too small or too big.</w:t>
       </w:r>
     </w:p>
     <w:p>
@@ -245,7 +256,7 @@
         <w:pStyle w:val="ListNumber"/>
       </w:pPr>
       <w:r>
-        <w:t>From eon-product-overview/site/, run python3 build.py. It must exit 0.</w:t>
+        <w:t>From `eon-product-overview/site/`, run `python3 build.py`. It must exit 0.</w:t>
       </w:r>
     </w:p>
     <w:p>
@@ -281,7 +292,228 @@
     </w:p>
     <w:p>
       <w:pPr>
-        <w:pStyle w:val="Heading1"/>
+        <w:pStyle w:val="Heading2"/>
+      </w:pPr>
+      <w:r>
+        <w:t>2b. WordPress content for the marketing team</w:t>
+      </w:r>
+    </w:p>
+    <w:p>
+      <w:r>
+        <w:t>The live site is WordPress with Elementor Pro. The header, the menu, the logo, and the footer already live there. Do not paste them again.</w:t>
+      </w:r>
+    </w:p>
+    <w:p>
+      <w:r>
+        <w:t>The folder `eon-product-overview/wordpress/` has the page content only. Each page is two files with the same name: one HTML file and one CSS file. The HTML starts at the hero and ends at the last content section. There is no JavaScript. These pages do not need a script.</w:t>
+      </w:r>
+    </w:p>
+    <w:p>
+      <w:r>
+        <w:t>How to put one page onto eonreality.com:</w:t>
+      </w:r>
+    </w:p>
+    <w:p>
+      <w:pPr>
+        <w:pStyle w:val="ListNumber"/>
+      </w:pPr>
+      <w:r>
+        <w:t>Open the matching WordPress page.</w:t>
+      </w:r>
+    </w:p>
+    <w:p>
+      <w:pPr>
+        <w:pStyle w:val="ListNumber"/>
+      </w:pPr>
+      <w:r>
+        <w:t>Paste the HTML into an Elementor HTML widget in the content area. Leave the global header and footer where they are.</w:t>
+      </w:r>
+    </w:p>
+    <w:p>
+      <w:pPr>
+        <w:pStyle w:val="ListNumber"/>
+      </w:pPr>
+      <w:r>
+        <w:t>Load the CSS file with the same name on that page only. Every rule is scoped to a class such as `.eon-reality-page--learn`, so it does not restyle the menu, the footer, or any other WordPress page.</w:t>
+      </w:r>
+    </w:p>
+    <w:p>
+      <w:pPr>
+        <w:pStyle w:val="ListNumber"/>
+      </w:pPr>
+      <w:r>
+        <w:t>Do not add a second header, menu, logo bar, or footer.</w:t>
+      </w:r>
+    </w:p>
+    <w:p>
+      <w:pPr>
+        <w:pStyle w:val="ListNumber"/>
+      </w:pPr>
+      <w:r>
+        <w:t>Do not replace Elementor forms, event registration, or the Radar CRM. These files contain no forms.</w:t>
+      </w:r>
+    </w:p>
+    <w:p>
+      <w:r>
+        <w:t>Pictures load from https://eon-reality-website.vercel.app so they show before anyone uploads them to the media library. Links inside the content point at the current eonreality.com page when that page already exists.</w:t>
+      </w:r>
+    </w:p>
+    <w:p>
+      <w:r>
+        <w:t>These five draft pages do not have a live address yet. Create the page in WordPress, then paste the file:</w:t>
+      </w:r>
+    </w:p>
+    <w:tbl>
+      <w:tblPr>
+        <w:tblStyle w:val="TableGrid"/>
+        <w:tblW w:type="auto" w:w="0"/>
+        <w:tblLook w:firstColumn="1" w:firstRow="1" w:lastColumn="0" w:lastRow="0" w:noHBand="0" w:noVBand="1" w:val="04A0"/>
+      </w:tblPr>
+      <w:tblGrid>
+        <w:gridCol w:w="4320"/>
+        <w:gridCol w:w="4320"/>
+      </w:tblGrid>
+      <w:tr>
+        <w:tc>
+          <w:tcPr>
+            <w:tcW w:type="dxa" w:w="4320"/>
+          </w:tcPr>
+          <w:p>
+            <w:r>
+              <w:t>File</w:t>
+            </w:r>
+          </w:p>
+        </w:tc>
+        <w:tc>
+          <w:tcPr>
+            <w:tcW w:type="dxa" w:w="4320"/>
+          </w:tcPr>
+          <w:p>
+            <w:r>
+              <w:t>Address to create</w:t>
+            </w:r>
+          </w:p>
+        </w:tc>
+      </w:tr>
+      <w:tr>
+        <w:tc>
+          <w:tcPr>
+            <w:tcW w:type="dxa" w:w="4320"/>
+          </w:tcPr>
+          <w:p>
+            <w:r>
+              <w:t>story.html</w:t>
+            </w:r>
+          </w:p>
+        </w:tc>
+        <w:tc>
+          <w:tcPr>
+            <w:tcW w:type="dxa" w:w="4320"/>
+          </w:tcPr>
+          <w:p>
+            <w:r>
+              <w:t>https://eonreality.com/story/</w:t>
+            </w:r>
+          </w:p>
+        </w:tc>
+      </w:tr>
+      <w:tr>
+        <w:tc>
+          <w:tcPr>
+            <w:tcW w:type="dxa" w:w="4320"/>
+          </w:tcPr>
+          <w:p>
+            <w:r>
+              <w:t>platform.html</w:t>
+            </w:r>
+          </w:p>
+        </w:tc>
+        <w:tc>
+          <w:tcPr>
+            <w:tcW w:type="dxa" w:w="4320"/>
+          </w:tcPr>
+          <w:p>
+            <w:r>
+              <w:t>https://eonreality.com/one-platform/</w:t>
+            </w:r>
+          </w:p>
+        </w:tc>
+      </w:tr>
+      <w:tr>
+        <w:tc>
+          <w:tcPr>
+            <w:tcW w:type="dxa" w:w="4320"/>
+          </w:tcPr>
+          <w:p>
+            <w:r>
+              <w:t>news.html</w:t>
+            </w:r>
+          </w:p>
+        </w:tc>
+        <w:tc>
+          <w:tcPr>
+            <w:tcW w:type="dxa" w:w="4320"/>
+          </w:tcPr>
+          <w:p>
+            <w:r>
+              <w:t>https://eonreality.com/news/</w:t>
+            </w:r>
+          </w:p>
+        </w:tc>
+      </w:tr>
+      <w:tr>
+        <w:tc>
+          <w:tcPr>
+            <w:tcW w:type="dxa" w:w="4320"/>
+          </w:tcPr>
+          <w:p>
+            <w:r>
+              <w:t>sign-in.html</w:t>
+            </w:r>
+          </w:p>
+        </w:tc>
+        <w:tc>
+          <w:tcPr>
+            <w:tcW w:type="dxa" w:w="4320"/>
+          </w:tcPr>
+          <w:p>
+            <w:r>
+              <w:t>https://eonreality.com/sign-in/</w:t>
+            </w:r>
+          </w:p>
+        </w:tc>
+      </w:tr>
+      <w:tr>
+        <w:tc>
+          <w:tcPr>
+            <w:tcW w:type="dxa" w:w="4320"/>
+          </w:tcPr>
+          <w:p>
+            <w:r>
+              <w:t>about.html</w:t>
+            </w:r>
+          </w:p>
+        </w:tc>
+        <w:tc>
+          <w:tcPr>
+            <w:tcW w:type="dxa" w:w="4320"/>
+          </w:tcPr>
+          <w:p>
+            <w:r>
+              <w:t>https://eonreality.com/about/</w:t>
+            </w:r>
+          </w:p>
+        </w:tc>
+      </w:tr>
+    </w:tbl>
+    <w:p>
+      <w:r>
+        <w:t>After a change to the draft, from `eon-product-overview/site/` run `python3 build.py`, then `python3 wordpress_export.py`. Both must exit 0.</w:t>
+      </w:r>
+    </w:p>
+    <w:p>
+      <w:pPr>
+        <w:pStyle w:val="Heading2"/>
       </w:pPr>
       <w:r>
         <w:t>3. How to see it, and how to publish a change</w:t>
@@ -294,7 +526,7 @@
     </w:p>
     <w:p>
       <w:r>
-        <w:t>A Vercel project named eon-reality-website also exists, separate from Field IQ. Use it only if you want the shorter address https://eon-reality-website.vercel.app. You can skip it.</w:t>
+        <w:t>A Vercel project named `eon-reality-website` also exists, separate from Field IQ. Use it only if you want the shorter address https://eon-reality-website.vercel.app. You can skip it.</w:t>
       </w:r>
     </w:p>
     <w:p>
@@ -309,7 +541,7 @@
     </w:p>
     <w:p>
       <w:r>
-        <w:t>/ redirects to /site/index.html. That redirect is eon-product-overview/vercel.json. The folder-root index.html is the old menu, so the redirect keeps people on the new site.</w:t>
+        <w:t>`/` redirects to `/site/index.html`. That redirect is `eon-product-overview/vercel.json`. The folder-root `index.html` is the old menu, so the redirect keeps people on the new site.</w:t>
       </w:r>
     </w:p>
     <w:p>
@@ -322,7 +554,7 @@
         <w:pStyle w:val="ListBullet"/>
       </w:pPr>
       <w:r>
-        <w:t>Name: eon-reality-website</w:t>
+        <w:t>Name: `eon-reality-website`</w:t>
       </w:r>
     </w:p>
     <w:p>
@@ -330,7 +562,7 @@
         <w:pStyle w:val="ListBullet"/>
       </w:pPr>
       <w:r>
-        <w:t>Project id: prj_YJxRhF6AhVaT4VEJUERVuFedw1sb</w:t>
+        <w:t>Project id: `prj_YJxRhF6AhVaT4VEJUERVuFedw1sb`</w:t>
       </w:r>
     </w:p>
     <w:p>
@@ -346,7 +578,7 @@
         <w:pStyle w:val="ListBullet"/>
       </w:pPr>
       <w:r>
-        <w:t>GitHub repo: DanLejerskar/field-iq-walkthrough</w:t>
+        <w:t>GitHub repo: `DanLejerskar/field-iq-walkthrough`</w:t>
       </w:r>
     </w:p>
     <w:p>
@@ -354,7 +586,7 @@
         <w:pStyle w:val="ListBullet"/>
       </w:pPr>
       <w:r>
-        <w:t>Root directory: eon-product-overview</w:t>
+        <w:t>Root directory: `eon-product-overview`</w:t>
       </w:r>
     </w:p>
     <w:p>
@@ -370,7 +602,7 @@
         <w:pStyle w:val="ListBullet"/>
       </w:pPr>
       <w:r>
-        <w:t>Deployment protection: off. No password and no Vercel login. The pages stay noindex.</w:t>
+        <w:t>Deployment protection: off. No password and no Vercel login. The pages stay `noindex`.</w:t>
       </w:r>
     </w:p>
     <w:p>
@@ -378,7 +610,7 @@
         <w:pStyle w:val="ListBullet"/>
       </w:pPr>
       <w:r>
-        <w:t>Production deployment is the draft branch cursor/eon-product-overview-589c.</w:t>
+        <w:t>Production deployment is the draft branch `cursor/eon-product-overview-589c`.</w:t>
       </w:r>
     </w:p>
     <w:p>
@@ -444,7 +676,7 @@
         <w:pStyle w:val="ListNumber"/>
       </w:pPr>
       <w:r>
-        <w:t>Edit site/build.py. Run python3 build.py from eon-product-overview/site/. It must exit 0.</w:t>
+        <w:t>Edit `site/build.py`. Run `python3 build.py` from `eon-product-overview/site/`. It must exit 0.</w:t>
       </w:r>
     </w:p>
     <w:p>
@@ -452,7 +684,7 @@
         <w:pStyle w:val="ListNumber"/>
       </w:pPr>
       <w:r>
-        <w:t>Commit and push branch cursor/eon-product-overview-589c.</w:t>
+        <w:t>Commit and push branch `cursor/eon-product-overview-589c`.</w:t>
       </w:r>
     </w:p>
     <w:p>
@@ -476,17 +708,17 @@
         <w:pStyle w:val="ListNumber"/>
       </w:pPr>
       <w:r>
-        <w:t>If it is a Preview, promote that deployment to Production. Promote only inside eon-reality-website.</w:t>
+        <w:t>If it is a Preview, promote that deployment to Production. Promote only inside `eon-reality-website`.</w:t>
       </w:r>
     </w:p>
     <w:p>
       <w:r>
-        <w:t>A push of this branch creates a Preview, because the Vercel production branch is still main. The public address stays on the last Production deployment until you promote. If Promote is refused, open the project settings for eon-reality-website and set the Production Branch to cursor/eon-product-overview-589c. Do that only on this project.</w:t>
+        <w:t>A push of this branch creates a Preview, because the Vercel production branch is still `main`. The public address stays on the last Production deployment until you promote. If Promote is refused, open the project settings for `eon-reality-website` and set the Production Branch to `cursor/eon-product-overview-589c`. Do that only on this project.</w:t>
       </w:r>
     </w:p>
     <w:p>
       <w:r>
-        <w:t>The project ignores a build from every other branch. A push to main must not replace this URL. vercel.json carries the same ignore rule.</w:t>
+        <w:t>The project ignores a build from every other branch. A push to `main` must not replace this URL. `vercel.json` carries the same ignore rule.</w:t>
       </w:r>
     </w:p>
     <w:p>
@@ -504,7 +736,7 @@
         <w:pStyle w:val="ListBullet"/>
       </w:pPr>
       <w:r>
-        <w:t>Project name: field-iq-walkthrough</w:t>
+        <w:t>Project name: `field-iq-walkthrough`</w:t>
       </w:r>
     </w:p>
     <w:p>
@@ -512,7 +744,7 @@
         <w:pStyle w:val="ListBullet"/>
       </w:pPr>
       <w:r>
-        <w:t>Project id: prj_qdgjljRTt1Aj40XCr8OoBqF2TMur</w:t>
+        <w:t>Project id: `prj_qdgjljRTt1Aj40XCr8OoBqF2TMur`</w:t>
       </w:r>
     </w:p>
     <w:p>
@@ -551,7 +783,7 @@
         <w:pStyle w:val="ListBullet"/>
       </w:pPr>
       <w:r>
-        <w:t>Links between our pages must be relative, such as learn.html.</w:t>
+        <w:t>Links between our pages must be relative, such as `learn.html`.</w:t>
       </w:r>
     </w:p>
     <w:p>
@@ -559,7 +791,7 @@
         <w:pStyle w:val="ListBullet"/>
       </w:pPr>
       <w:r>
-        <w:t>Do not put # in a link to another page. htmlpreview rewrites any link whose address contains # back to the current page.</w:t>
+        <w:t>Do not put `#` in a link to another page. htmlpreview rewrites any link whose address contains `#` back to the current page.</w:t>
       </w:r>
     </w:p>
     <w:p>
@@ -567,7 +799,7 @@
         <w:pStyle w:val="ListBullet"/>
       </w:pPr>
       <w:r>
-        <w:t>href="#main" on the same page is allowed. The builder checks this.</w:t>
+        <w:t>`href="#main"` on the same page is allowed. The builder checks this.</w:t>
       </w:r>
     </w:p>
     <w:p>
@@ -588,17 +820,22 @@
     </w:p>
     <w:p>
       <w:r>
-        <w:t>Local preview, from eon-product-overview/:</w:t>
+        <w:t>Local preview, from `eon-product-overview/`:</w:t>
       </w:r>
     </w:p>
     <w:p>
       <w:r>
-        <w:rPr>
-          <w:rFonts w:ascii="Consolas" w:hAnsi="Consolas"/>
-          <w:color w:val="1A1A1A"/>
-          <w:sz w:val="20"/>
-        </w:rPr>
+        <w:t>```bash</w:t>
+      </w:r>
+    </w:p>
+    <w:p>
+      <w:r>
         <w:t>python3 -m http.server 8765</w:t>
+      </w:r>
+    </w:p>
+    <w:p>
+      <w:r>
+        <w:t>```</w:t>
       </w:r>
     </w:p>
     <w:p>
@@ -608,7 +845,7 @@
     </w:p>
     <w:p>
       <w:r>
-        <w:t>What you need installed: Git, Python 3, and a browser. build.py uses the Python standard library only. There is no package.json, no env file, and no API key.</w:t>
+        <w:t>What you need installed: Git, Python 3, and a browser. `build.py` uses the Python standard library only. There is no `package.json`, no env file, and no API key.</w:t>
       </w:r>
     </w:p>
     <w:p>
@@ -629,7 +866,7 @@
         <w:pStyle w:val="ListBullet"/>
       </w:pPr>
       <w:r>
-        <w:t>Default branch main is not this website. Do not merge until Dan has walked through the draft.</w:t>
+        <w:t>Default branch `main` is not this website. Do not merge until Dan has walked through the draft.</w:t>
       </w:r>
     </w:p>
     <w:p>
@@ -645,7 +882,7 @@
         <w:pStyle w:val="ListBullet"/>
       </w:pPr>
       <w:r>
-        <w:t>GitHub Pages is not the reading link. The workflow .github/workflows/publish-overview.yml fails because Pages is not enabled. Dan said to pause that. Do not edit that workflow. Do not enable Pages.</w:t>
+        <w:t>GitHub Pages is not the reading link. The workflow `.github/workflows/publish-overview.yml` fails because Pages is not enabled. Dan said to pause that. Do not edit that workflow. Do not enable Pages.</w:t>
       </w:r>
     </w:p>
     <w:p>
@@ -658,7 +895,7 @@
     </w:p>
     <w:p>
       <w:pPr>
-        <w:pStyle w:val="Heading1"/>
+        <w:pStyle w:val="Heading2"/>
       </w:pPr>
       <w:r>
         <w:t>4. How to change the site</w:t>
@@ -669,7 +906,7 @@
         <w:pStyle w:val="ListNumber"/>
       </w:pPr>
       <w:r>
-        <w:t>Edit eon-product-overview/site/build.py.</w:t>
+        <w:t>Edit `eon-product-overview/site/build.py`.</w:t>
       </w:r>
     </w:p>
     <w:p>
@@ -677,7 +914,7 @@
         <w:pStyle w:val="ListNumber"/>
       </w:pPr>
       <w:r>
-        <w:t>If the look changes, edit eon-product-overview/site/refresh.css. It loads after ../assets/site.css, so its rules win. Bump the query on the CSS link in shell() when you change CSS. It is currently refresh.css?v=prices.</w:t>
+        <w:t>If the look changes, edit `eon-product-overview/site/refresh.css`. It loads after `../assets/site.css`, so its rules win. Bump the query on the CSS link in `shell()` when you change CSS. It is currently `refresh.css?v=prices`.</w:t>
       </w:r>
     </w:p>
     <w:p>
@@ -685,35 +922,40 @@
         <w:pStyle w:val="ListNumber"/>
       </w:pPr>
       <w:r>
-        <w:t>From eon-product-overview/site/, run:</w:t>
+        <w:t>From `eon-product-overview/site/`, run:</w:t>
       </w:r>
     </w:p>
     <w:p>
       <w:r>
-        <w:rPr>
-          <w:rFonts w:ascii="Consolas" w:hAnsi="Consolas"/>
-          <w:color w:val="1A1A1A"/>
-          <w:sz w:val="20"/>
-        </w:rPr>
+        <w:t>```bash</w:t>
+      </w:r>
+    </w:p>
+    <w:p>
+      <w:r>
         <w:t>python3 build.py</w:t>
       </w:r>
     </w:p>
     <w:p>
+      <w:r>
+        <w:t>```</w:t>
+      </w:r>
+    </w:p>
+    <w:p>
       <w:pPr>
         <w:pStyle w:val="ListNumber"/>
       </w:pPr>
       <w:r>
-        <w:t>The script must print a page count and exit 0. It fails if generated HTML contains an em dash, an en dash, or the retired product name Assist IQ. It also checks the footer, noindex, the contact mailto, the partner page, the video page, and the price page.</w:t>
+        <w:t>The script must print a page count and exit 0. It fails if generated HTML contains an em dash, an en dash, or the retired product name Assist IQ. It also checks the footer, `noindex`, the contact mailto, the partner page, the video page, and the price page.</w:t>
       </w:r>
     </w:p>
     <w:p>
       <w:r>
-        <w:t>Do not edit the generated HTML by hand and forget build.py. The next build will overwrite the HTML.</w:t>
+        <w:t>Do not edit the generated HTML by hand and forget `build.py`. The next build will overwrite the HTML.</w:t>
       </w:r>
     </w:p>
     <w:p>
       <w:pPr>
-        <w:pStyle w:val="Heading1"/>
+        <w:pStyle w:val="Heading2"/>
       </w:pPr>
       <w:r>
         <w:t>5. Locked story</w:t>
@@ -746,7 +988,7 @@
     </w:p>
     <w:p>
       <w:pPr>
-        <w:pStyle w:val="Heading1"/>
+        <w:pStyle w:val="Heading2"/>
       </w:pPr>
       <w:r>
         <w:t>6. Locked product decisions</w:t>
@@ -862,7 +1104,7 @@
     </w:p>
     <w:p>
       <w:pPr>
-        <w:pStyle w:val="Heading1"/>
+        <w:pStyle w:val="Heading2"/>
       </w:pPr>
       <w:r>
         <w:t>6a. Long story pages</w:t>
@@ -883,7 +1125,7 @@
         <w:pStyle w:val="ListBullet"/>
       </w:pPr>
       <w:r>
-        <w:t>Short page: eon-product-overview/site/universal.html</w:t>
+        <w:t>Short page: `eon-product-overview/site/universal.html`</w:t>
       </w:r>
     </w:p>
     <w:p>
@@ -901,7 +1143,7 @@
     </w:p>
     <w:p>
       <w:r>
-        <w:t>These 22 long stories are already live. The long field in PRODUCTS is the file name. Keep the button. Do not paste the long page into the short page. The source of the long platform is not in this repository, so do not try to edit those pages from this branch.</w:t>
+        <w:t>These 22 long stories are already live. The `long` field in `PRODUCTS` is the file name. Keep the button. Do not paste the long page into the short page. The source of the long platform is not in this repository, so do not try to edit those pages from this branch.</w:t>
       </w:r>
     </w:p>
     <w:p>
@@ -1097,12 +1339,12 @@
     </w:p>
     <w:p>
       <w:r>
-        <w:t>Achieve does not use that folder. Those four buttons open the published pages already listed above: Career Compass, Venture Builder, AI Fluency, and Sentient Worlds. Checked 16 Oct 2026: those four names return a missing page under /products/.</w:t>
+        <w:t>Achieve does not use that folder. Those four buttons open the published pages already listed above: Career Compass, Venture Builder, AI Fluency, and Sentient Worlds. Checked 16 Oct 2026: those four names return a missing page under `/products/`.</w:t>
       </w:r>
     </w:p>
     <w:p>
       <w:pPr>
-        <w:pStyle w:val="Heading1"/>
+        <w:pStyle w:val="Heading2"/>
       </w:pPr>
       <w:r>
         <w:t>7. Page list</w:t>
@@ -1110,7 +1352,7 @@
     </w:p>
     <w:p>
       <w:r>
-        <w:t>45 pages come out of build.py.</w:t>
+        <w:t>45 pages come out of `build.py`.</w:t>
       </w:r>
     </w:p>
     <w:p>
@@ -1186,7 +1428,7 @@
     </w:p>
     <w:p>
       <w:pPr>
-        <w:pStyle w:val="Heading1"/>
+        <w:pStyle w:val="Heading2"/>
       </w:pPr>
       <w:r>
         <w:t>8. Look</w:t>
@@ -1194,22 +1436,22 @@
     </w:p>
     <w:p>
       <w:r>
-        <w:t>Use the dark cinematic review look. Blue #51aeff, with violet and green accents. Page background #070c19. Cards #0e1830. Borders #29364e.</w:t>
+        <w:t>Use the dark cinematic review look. Blue `#51aeff`, with violet and green accents. Page background `#070c19`. Cards `#0e1830`. Borders `#29364e`.</w:t>
       </w:r>
     </w:p>
     <w:p>
       <w:r>
-        <w:t>Logo file: eon-product-overview/assets/brand/eon-reality-logo-white.png</w:t>
+        <w:t>Logo file: `eon-product-overview/assets/brand/eon-reality-logo-white.png`</w:t>
       </w:r>
     </w:p>
     <w:p>
       <w:r>
-        <w:t>It is the official white mark: triangle, circle, and the words eon reality. Header height is 56px after commit 2268659. Do not go back to a typed wordmark. Do not go back to the old navy #103060 or maroon #9A1F3D.</w:t>
+        <w:t>It is the official white mark: triangle, circle, and the words eon reality. Header height is 56px after commit `2268659`. Do not go back to a typed wordmark. Do not go back to the old navy `#103060` or maroon `#9A1F3D`.</w:t>
       </w:r>
     </w:p>
     <w:p>
       <w:r>
-        <w:t>Favicon: site/favicon.png and site/apple-touch-icon.png. White mark on #070c19.</w:t>
+        <w:t>Favicon: `site/favicon.png` and `site/apple-touch-icon.png`. White mark on `#070c19`.</w:t>
       </w:r>
     </w:p>
     <w:p>
@@ -1238,7 +1480,7 @@
         <w:pStyle w:val="ListBullet"/>
       </w:pPr>
       <w:r>
-        <w:t>The fade is solid #070c19 from 0% to 36%, then clear by 50%.</w:t>
+        <w:t>The fade is solid `#070c19` from 0% to 36%, then clear by 50%.</w:t>
       </w:r>
     </w:p>
     <w:p>
@@ -1283,12 +1525,12 @@
     </w:p>
     <w:p>
       <w:r>
-        <w:t>Hero stills are daylight JPGs in site/images/, with ?v=daylight on the URL. There is no video model in this environment. Do not invent an 8-second hero film. The product films are the YouTube links in section 10.</w:t>
+        <w:t>Hero stills are daylight JPGs in `site/images/`, with `?v=daylight` on the URL. There is no video model in this environment. Do not invent an 8-second hero film. The product films are the YouTube links in section 10.</w:t>
       </w:r>
     </w:p>
     <w:p>
       <w:pPr>
-        <w:pStyle w:val="Heading1"/>
+        <w:pStyle w:val="Heading2"/>
       </w:pPr>
       <w:r>
         <w:t>9. Prices</w:t>
@@ -1838,7 +2080,7 @@
     </w:p>
     <w:p>
       <w:pPr>
-        <w:pStyle w:val="Heading1"/>
+        <w:pStyle w:val="Heading2"/>
       </w:pPr>
       <w:r>
         <w:t>10. Videos</w:t>
@@ -1846,7 +2088,7 @@
     </w:p>
     <w:p>
       <w:r>
-        <w:t>The button "See the platform in action" goes to videos.html. The films are the YouTube links in the VIDEOS dict in build.py. They were taken from the EON One Platform video pages in Dan's Drive, file "EON_One_Platform_Videos_2026-10-09.pptx", checked against the shorter videos-only deck from the same day.</w:t>
+        <w:t>The button "See the platform in action" goes to `videos.html`. The films are the YouTube links in the `VIDEOS` dict in `build.py`. They were taken from the EON One Platform video pages in Dan's Drive, file "EON_One_Platform_Videos_2026-10-09.pptx", checked against the shorter videos-only deck from the same day.</w:t>
       </w:r>
     </w:p>
     <w:p>
@@ -1893,17 +2135,17 @@
     </w:p>
     <w:p>
       <w:r>
-        <w:t>If Dan sends those YouTube addresses, add them to VIDEOS and rebuild. Do not use a different film and call it one of these.</w:t>
+        <w:t>If Dan sends those YouTube addresses, add them to `VIDEOS` and rebuild. Do not use a different film and call it one of these.</w:t>
       </w:r>
     </w:p>
     <w:p>
       <w:r>
-        <w:t>A separate public HTML address for "See the platform in action" was not found. videos.html is that page. If Dan later sends a different address, link it. Do not replace these YouTube ids on a guess.</w:t>
+        <w:t>A separate public HTML address for "See the platform in action" was not found. `videos.html` is that page. If Dan later sends a different address, link it. Do not replace these YouTube ids on a guess.</w:t>
       </w:r>
     </w:p>
     <w:p>
       <w:pPr>
-        <w:pStyle w:val="Heading1"/>
+        <w:pStyle w:val="Heading2"/>
       </w:pPr>
       <w:r>
         <w:t>11. Public facts already copied</w:t>
@@ -1976,7 +2218,7 @@
     </w:p>
     <w:p>
       <w:r>
-        <w:t>Partners only link to https://eonreality.com/value-added-resellers/. Do not copy partner names, phone numbers, or email addresses. The builder fails if @ appears on partners.html.</w:t>
+        <w:t>Partners only link to https://eonreality.com/value-added-resellers/. Do not copy partner names, phone numbers, or email addresses. The builder fails if `@` appears on partners.html.</w:t>
       </w:r>
     </w:p>
     <w:p>
@@ -2006,7 +2248,7 @@
     </w:p>
     <w:p>
       <w:pPr>
-        <w:pStyle w:val="Heading1"/>
+        <w:pStyle w:val="Heading2"/>
       </w:pPr>
       <w:r>
         <w:t>12. Copy rules</w:t>
@@ -2054,7 +2296,7 @@
     </w:p>
     <w:p>
       <w:pPr>
-        <w:pStyle w:val="Heading1"/>
+        <w:pStyle w:val="Heading2"/>
       </w:pPr>
       <w:r>
         <w:t>13. What is already done</w:t>
@@ -2081,7 +2323,7 @@
         <w:pStyle w:val="ListBullet"/>
       </w:pPr>
       <w:r>
-        <w:t>Header wordmark size updated in commit 2268659. Do not revert that logo.</w:t>
+        <w:t>Header wordmark size updated in commit `2268659`. Do not revert that logo.</w:t>
       </w:r>
     </w:p>
     <w:p>
@@ -2118,7 +2360,7 @@
     </w:p>
     <w:p>
       <w:pPr>
-        <w:pStyle w:val="Heading1"/>
+        <w:pStyle w:val="Heading2"/>
       </w:pPr>
       <w:r>
         <w:t>14. What you still need from Dan</w:t>
@@ -2179,7 +2421,7 @@
     </w:p>
     <w:p>
       <w:pPr>
-        <w:pStyle w:val="Heading1"/>
+        <w:pStyle w:val="Heading2"/>
       </w:pPr>
       <w:r>
         <w:t>15. What you can do without a new decision</w:t>
@@ -2206,7 +2448,7 @@
         <w:pStyle w:val="ListBullet"/>
       </w:pPr>
       <w:r>
-        <w:t>Rebuild with python3 build.py after a change to build.py.</w:t>
+        <w:t>Rebuild with `python3 build.py` after a change to `build.py`.</w:t>
       </w:r>
     </w:p>
     <w:p>
@@ -2214,12 +2456,12 @@
         <w:pStyle w:val="ListBullet"/>
       </w:pPr>
       <w:r>
-        <w:t>Push this branch, then confirm the deployment on project eon-reality-website. The public address is https://eon-reality-website.vercel.app</w:t>
+        <w:t>Push this branch, then confirm the deployment on project `eon-reality-website`. The public address is https://eon-reality-website.vercel.app</w:t>
       </w:r>
     </w:p>
     <w:p>
       <w:pPr>
-        <w:pStyle w:val="Heading1"/>
+        <w:pStyle w:val="Heading2"/>
       </w:pPr>
       <w:r>
         <w:t>16. Files the agent should open first</w:t>
@@ -2318,7 +2560,7 @@
           </w:tcPr>
           <w:p>
             <w:r>
-              <w:t>Pages, products, prices, videos, checks. The long story button uses the long field.</w:t>
+              <w:t>Pages, products, prices, videos, checks. The long story button uses the `long` field.</w:t>
             </w:r>
           </w:p>
         </w:tc>
@@ -2418,6 +2660,50 @@
           </w:tcPr>
           <w:p>
             <w:r>
+              <w:t>eon-product-overview/site/wordpress_export.py</w:t>
+            </w:r>
+          </w:p>
+        </w:tc>
+        <w:tc>
+          <w:tcPr>
+            <w:tcW w:type="dxa" w:w="4320"/>
+          </w:tcPr>
+          <w:p>
+            <w:r>
+              <w:t>Builds the WordPress content files. Run it after build.py.</w:t>
+            </w:r>
+          </w:p>
+        </w:tc>
+      </w:tr>
+      <w:tr>
+        <w:tc>
+          <w:tcPr>
+            <w:tcW w:type="dxa" w:w="4320"/>
+          </w:tcPr>
+          <w:p>
+            <w:r>
+              <w:t>eon-product-overview/wordpress/</w:t>
+            </w:r>
+          </w:p>
+        </w:tc>
+        <w:tc>
+          <w:tcPr>
+            <w:tcW w:type="dxa" w:w="4320"/>
+          </w:tcPr>
+          <w:p>
+            <w:r>
+              <w:t>HTML and CSS for Elementor. No header, menu, logo bar, or footer.</w:t>
+            </w:r>
+          </w:p>
+        </w:tc>
+      </w:tr>
+      <w:tr>
+        <w:tc>
+          <w:tcPr>
+            <w:tcW w:type="dxa" w:w="4320"/>
+          </w:tcPr>
+          <w:p>
+            <w:r>
               <w:t>eon-product-overview/vercel.json</w:t>
             </w:r>
           </w:p>
@@ -2428,7 +2714,7 @@
           </w:tcPr>
           <w:p>
             <w:r>
-              <w:t>Sends / to the new site, and ignores builds from other branches.</w:t>
+              <w:t>Sends `/` to the new site, and ignores builds from other branches.</w:t>
             </w:r>
           </w:p>
         </w:tc>
@@ -2436,7 +2722,7 @@
     </w:tbl>
     <w:p>
       <w:r>
-        <w:t>Leave .github/workflows/publish-overview.yml unchanged. Leave the Vercel project field-iq-walkthrough unchanged.</w:t>
+        <w:t>Leave `.github/workflows/publish-overview.yml` unchanged. Leave the Vercel project `field-iq-walkthrough` unchanged.</w:t>
       </w:r>
     </w:p>
     <w:sectPr>
